--- a/spa/docx/010.content.docx
+++ b/spa/docx/010.content.docx
@@ -240,34 +240,733 @@
       </w:r>
       <w:r>
         <w:rPr>
+          <w:lang w:val="es_ES" w:bidi="es_ES"/>
+        </w:rPr>
+        <w:t>discípulos</w:t>
+      </w:r>
+      <w:r>
+        <w:rPr>
+          <w:lang w:val="es_ES" w:bidi="es_ES"/>
+        </w:rPr>
+        <w:t xml:space="preserve"> de Jesús se llamaba Jacobo (Santiago). Jacobo (Santiago) tenía un hermano llamado </w:t>
+      </w:r>
+      <w:r>
+        <w:rPr>
+          <w:lang w:val="es_ES" w:bidi="es_ES"/>
+        </w:rPr>
+        <w:t>Juan</w:t>
+      </w:r>
+      <w:r>
+        <w:rPr>
+          <w:lang w:val="es_ES" w:bidi="es_ES"/>
+        </w:rPr>
+        <w:t xml:space="preserve">, y el nombre de su padre era Zebedeo. Jacobo (Santiago) y Juan eran pescadores, hasta que Jesús los llamó para convertirse en sus discípulos. Junto con Pedro, otro discípulo, estos tres hombres a menudo estaban con Jesús en momentos especiales. De los 12 discípulos de Jesús, estas tres personas eran las más cercanas a Jesús. </w:t>
+      </w:r>
+    </w:p>
+    <w:p>
+      <w:pPr/>
+      <w:r>
+        <w:rPr>
+          <w:lang w:val="es_ES" w:bidi="es_ES"/>
+        </w:rPr>
+      </w:r>
+      <w:r>
+        <w:rPr>
+          <w:lang w:val="es_ES" w:bidi="es_ES"/>
+        </w:rPr>
+        <w:t xml:space="preserve">En una ocasión, Jesús llamó a Jacobo (Santiago) y a su hermano Juan “hijos del trueno”. Puede ser que Jesús les haya dado este nombre porque tenían un carácter fuerte y se enojaban con facilidad. Pero no lo sabemos con certeza. </w:t>
+      </w:r>
+    </w:p>
+    <w:p>
+      <w:pPr/>
+      <w:r>
+        <w:rPr>
+          <w:lang w:val="es_ES" w:bidi="es_ES"/>
+        </w:rPr>
+      </w:r>
+      <w:r>
+        <w:rPr>
+          <w:lang w:val="es_ES" w:bidi="es_ES"/>
+        </w:rPr>
+        <w:t xml:space="preserve">En el libro de Hechos escuchamos que el rey Herodes Agripa mandó matar a Jacobo (Santiago). </w:t>
+      </w:r>
+    </w:p>
+    <w:p>
+      <w:pPr/>
+      <w:r>
+        <w:rPr>
+          <w:lang w:val="es_ES" w:bidi="es_ES"/>
+        </w:rPr>
+      </w:r>
+      <w:r>
+        <w:rPr>
+          <w:lang w:val="es_ES" w:bidi="es_ES"/>
+        </w:rPr>
+        <w:t xml:space="preserve">Había otro discípulo de Jesús llamado Jacobo (Santiago). Él es llamado Jacobo (Santiago), el hijo de Alfeo, o “Jacobo (Santiago) el menor”. “Jacobo (Santiago) el menor” probablemente era un apodo que las personas le daban porque era más joven o más bajo que el otro discípulo llamado Jacobo (Santiago). </w:t>
+      </w:r>
+    </w:p>
+    <w:p>
+      <w:pPr/>
+      <w:r>
+        <w:rPr>
+          <w:lang w:val="es_ES" w:bidi="es_ES"/>
+        </w:rPr>
+      </w:r>
+      <w:r>
+        <w:rPr>
+          <w:lang w:val="es_ES" w:bidi="es_ES"/>
+        </w:rPr>
+        <w:t xml:space="preserve">Otro Jacobo (Santiago) es un hermano de Jesús, hijo de </w:t>
+      </w:r>
+      <w:r>
+        <w:rPr>
+          <w:lang w:val="es_ES" w:bidi="es_ES"/>
+        </w:rPr>
+        <w:t>María</w:t>
+      </w:r>
+      <w:r>
+        <w:rPr>
+          <w:lang w:val="es_ES" w:bidi="es_ES"/>
+        </w:rPr>
+        <w:t xml:space="preserve">, la madre de Jesús, y de su esposo José. Este Jacobo (Santiago) no </w:t>
+      </w:r>
+      <w:r>
+        <w:rPr>
+          <w:lang w:val="es_ES" w:bidi="es_ES"/>
+        </w:rPr>
+        <w:t>creía</w:t>
+      </w:r>
+      <w:r>
+        <w:rPr>
+          <w:lang w:val="es_ES" w:bidi="es_ES"/>
+        </w:rPr>
+        <w:t xml:space="preserve"> al principio que Dios había enviado a Jesús. Pero después de que Jesús resucitó de entre los muertos, Jacobo (Santiago) comenzó a creer en él. Jacobo (Santiago) se convirtió en un líder importante en la </w:t>
+      </w:r>
+      <w:r>
+        <w:rPr>
+          <w:lang w:val="es_ES" w:bidi="es_ES"/>
+        </w:rPr>
+        <w:t>iglesia</w:t>
+      </w:r>
+      <w:r>
+        <w:rPr>
+          <w:lang w:val="es_ES" w:bidi="es_ES"/>
+        </w:rPr>
+        <w:t xml:space="preserve"> primitiva y probablemente fue el autor del libro de Santiago, que se encuentra en el Nuevo Testamento. </w:t>
+      </w:r>
+      <w:r>
+        <w:rPr>
+          <w:lang w:val="es_ES" w:bidi="es_ES"/>
+        </w:rPr>
+      </w:r>
+      <w:r>
+        <w:rPr>
+          <w:lang w:val="es_ES" w:bidi="es_ES"/>
+        </w:rPr>
+      </w:r>
+    </w:p>
+    <w:p>
+      <w:pPr/>
+      <w:r>
+        <w:rPr>
+          <w:lang w:val="es_ES" w:bidi="es_ES"/>
+        </w:rPr>
+      </w:r>
+    </w:p>
+    <w:p>
+      <w:pPr>
+        <w:pStyle w:val="Heading2"/>
+      </w:pPr>
+      <w:r>
+        <w:rPr>
+          <w:lang w:val="es_ES" w:bidi="es_ES"/>
+        </w:rPr>
+        <w:t>jerusalem</w:t>
+      </w:r>
+      <w:r>
+        <w:rPr>
+          <w:lang w:val="es_ES" w:bidi="es_ES"/>
+        </w:rPr>
+      </w:r>
+    </w:p>
+    <w:p>
+      <w:pPr/>
+      <w:r>
+        <w:rPr>
+          <w:lang w:val="es_ES" w:bidi="es_ES"/>
+        </w:rPr>
+      </w:r>
+      <w:r>
+        <w:rPr>
           <w:b/>
           <w:lang w:val="es_ES" w:bidi="es_ES"/>
         </w:rPr>
+        <w:t>Jerusalén</w:t>
+      </w:r>
+      <w:r>
+        <w:rPr>
+          <w:lang w:val="es_ES" w:bidi="es_ES"/>
+        </w:rPr>
+        <w:t xml:space="preserve"> es el nombre de la ciudad más importante del pueblo </w:t>
+      </w:r>
+      <w:r>
+        <w:rPr>
+          <w:lang w:val="es_ES" w:bidi="es_ES"/>
+        </w:rPr>
+        <w:t>judío</w:t>
+      </w:r>
+      <w:r>
+        <w:rPr>
+          <w:lang w:val="es_ES" w:bidi="es_ES"/>
+        </w:rPr>
+        <w:t xml:space="preserve">. El </w:t>
+      </w:r>
+      <w:r>
+        <w:rPr>
+          <w:lang w:val="es_ES" w:bidi="es_ES"/>
+        </w:rPr>
+        <w:t>templo</w:t>
+      </w:r>
+      <w:r>
+        <w:rPr>
+          <w:lang w:val="es_ES" w:bidi="es_ES"/>
+        </w:rPr>
+        <w:t xml:space="preserve"> de Dios, donde los judíos </w:t>
+      </w:r>
+      <w:r>
+        <w:rPr>
+          <w:lang w:val="es_ES" w:bidi="es_ES"/>
+        </w:rPr>
+        <w:t>adoraban</w:t>
+      </w:r>
+      <w:r>
+        <w:rPr>
+          <w:lang w:val="es_ES" w:bidi="es_ES"/>
+        </w:rPr>
+        <w:t xml:space="preserve"> a Dios, estaba en Jerusalén. Los judíos viajaban a Jerusalén varias veces al año para celebrar importantes festividades en el templo. El tribunal religioso judío, el </w:t>
+      </w:r>
+      <w:r>
+        <w:rPr>
+          <w:lang w:val="es_ES" w:bidi="es_ES"/>
+        </w:rPr>
+        <w:t>Sanedrín</w:t>
+      </w:r>
+      <w:r>
+        <w:rPr>
+          <w:lang w:val="es_ES" w:bidi="es_ES"/>
+        </w:rPr>
+        <w:t>, también se reunía en Jerusalén.</w:t>
+      </w:r>
+    </w:p>
+    <w:p>
+      <w:pPr/>
+      <w:r>
+        <w:rPr>
+          <w:lang w:val="es_ES" w:bidi="es_ES"/>
+        </w:rPr>
+      </w:r>
+      <w:r>
+        <w:rPr>
+          <w:lang w:val="es_ES" w:bidi="es_ES"/>
+        </w:rPr>
+        <w:t xml:space="preserve">Aproximadamente mil años antes de que naciera Jesús, el rey </w:t>
+      </w:r>
+      <w:r>
+        <w:rPr>
+          <w:lang w:val="es_ES" w:bidi="es_ES"/>
+        </w:rPr>
+        <w:t>David</w:t>
+      </w:r>
+      <w:r>
+        <w:rPr>
+          <w:lang w:val="es_ES" w:bidi="es_ES"/>
+        </w:rPr>
+        <w:t xml:space="preserve"> estableció la ciudad de Jerusalén como la capital de </w:t>
+      </w:r>
+      <w:r>
+        <w:rPr>
+          <w:lang w:val="es_ES" w:bidi="es_ES"/>
+        </w:rPr>
+        <w:t>Israel</w:t>
+      </w:r>
+      <w:r>
+        <w:rPr>
+          <w:lang w:val="es_ES" w:bidi="es_ES"/>
+        </w:rPr>
+        <w:t xml:space="preserve">. Unos 500 años más tarde, los enemigos de los </w:t>
+      </w:r>
+      <w:r>
+        <w:rPr>
+          <w:lang w:val="es_ES" w:bidi="es_ES"/>
+        </w:rPr>
+        <w:t>israelitas</w:t>
+      </w:r>
+      <w:r>
+        <w:rPr>
+          <w:lang w:val="es_ES" w:bidi="es_ES"/>
+        </w:rPr>
+        <w:t xml:space="preserve"> destruyeron la ciudad, pero los israelitas la reconstruyeron. El pueblo judío amaba mucho la ciudad de Jerusalén.</w:t>
+      </w:r>
+    </w:p>
+    <w:p>
+      <w:pPr/>
+      <w:r>
+        <w:rPr>
+          <w:lang w:val="es_ES" w:bidi="es_ES"/>
+        </w:rPr>
+      </w:r>
+      <w:r>
+        <w:rPr>
+          <w:lang w:val="es_ES" w:bidi="es_ES"/>
+        </w:rPr>
+        <w:t xml:space="preserve">Jerusalén formaba parte de la provincia llamada </w:t>
+      </w:r>
+      <w:r>
+        <w:rPr>
+          <w:lang w:val="es_ES" w:bidi="es_ES"/>
+        </w:rPr>
+        <w:t>Judea</w:t>
+      </w:r>
+      <w:r>
+        <w:rPr>
+          <w:lang w:val="es_ES" w:bidi="es_ES"/>
+        </w:rPr>
+        <w:t>. Jerusalén fue construida sobre una colina. Por eso, la gente siempre decía que iba "</w:t>
+      </w:r>
+      <w:r>
+        <w:rPr>
+          <w:b/>
+          <w:lang w:val="es_ES" w:bidi="es_ES"/>
+        </w:rPr>
+        <w:t>subiendo</w:t>
+      </w:r>
+      <w:r>
+        <w:rPr>
+          <w:lang w:val="es_ES" w:bidi="es_ES"/>
+        </w:rPr>
+        <w:t xml:space="preserve"> a Jerusalén".</w:t>
+      </w:r>
+      <w:r>
+        <w:rPr>
+          <w:lang w:val="es_ES" w:bidi="es_ES"/>
+        </w:rPr>
+      </w:r>
+      <w:r>
+        <w:rPr>
+          <w:lang w:val="es_ES" w:bidi="es_ES"/>
+        </w:rPr>
+      </w:r>
+    </w:p>
+    <w:p>
+      <w:pPr/>
+      <w:r>
+        <w:rPr>
+          <w:lang w:val="es_ES" w:bidi="es_ES"/>
+        </w:rPr>
+      </w:r>
+    </w:p>
+    <w:p>
+      <w:pPr>
+        <w:pStyle w:val="Heading2"/>
+      </w:pPr>
+      <w:r>
+        <w:rPr>
+          <w:lang w:val="es_ES" w:bidi="es_ES"/>
+        </w:rPr>
+        <w:t>jew</w:t>
+      </w:r>
+      <w:r>
+        <w:rPr>
+          <w:lang w:val="es_ES" w:bidi="es_ES"/>
+        </w:rPr>
+      </w:r>
+    </w:p>
+    <w:p>
+      <w:pPr/>
+      <w:r>
+        <w:rPr>
+          <w:lang w:val="es_ES" w:bidi="es_ES"/>
+        </w:rPr>
+      </w:r>
+      <w:r>
+        <w:rPr>
+          <w:b/>
+          <w:lang w:val="es_ES" w:bidi="es_ES"/>
+        </w:rPr>
+        <w:t>Judíos</w:t>
+      </w:r>
+      <w:r>
+        <w:rPr>
+          <w:lang w:val="es_ES" w:bidi="es_ES"/>
+        </w:rPr>
+        <w:t xml:space="preserve"> se refiere a las personas que son </w:t>
+      </w:r>
+      <w:r>
+        <w:rPr>
+          <w:lang w:val="es_ES" w:bidi="es_ES"/>
+        </w:rPr>
+        <w:t>descendientes</w:t>
+      </w:r>
+      <w:r>
+        <w:rPr>
+          <w:lang w:val="es_ES" w:bidi="es_ES"/>
+        </w:rPr>
+        <w:t xml:space="preserve"> de Jacob. Para entender la palabra judíos, primero tienen que entender la palabra israelitas. </w:t>
+      </w:r>
+    </w:p>
+    <w:p>
+      <w:pPr/>
+      <w:r>
+        <w:rPr>
+          <w:lang w:val="es_ES" w:bidi="es_ES"/>
+        </w:rPr>
+      </w:r>
+      <w:r>
+        <w:rPr>
+          <w:lang w:val="es_ES" w:bidi="es_ES"/>
+        </w:rPr>
+        <w:t xml:space="preserve">Los </w:t>
+      </w:r>
+      <w:r>
+        <w:rPr>
+          <w:lang w:val="es_ES" w:bidi="es_ES"/>
+        </w:rPr>
+        <w:t>israelitas</w:t>
+      </w:r>
+      <w:r>
+        <w:rPr>
+          <w:lang w:val="es_ES" w:bidi="es_ES"/>
+        </w:rPr>
+        <w:t xml:space="preserve"> son descendientes de Jacob. </w:t>
+      </w:r>
+      <w:r>
+        <w:rPr>
+          <w:lang w:val="es_ES" w:bidi="es_ES"/>
+        </w:rPr>
+        <w:t>Abraham</w:t>
+      </w:r>
+      <w:r>
+        <w:rPr>
+          <w:lang w:val="es_ES" w:bidi="es_ES"/>
+        </w:rPr>
+        <w:t xml:space="preserve">, el abuelo de Jacob, fue un hombre que vivió aproximadamente 2000 años antes del nacimiento de Jesús. Cuando Abraham tenía 75 años, Dios le habló. Dios le dijo que dejara su tierra natal y fuera a un lugar que él le mostraría. Dios dijo que </w:t>
+      </w:r>
+      <w:r>
+        <w:rPr>
+          <w:lang w:val="es_ES" w:bidi="es_ES"/>
+        </w:rPr>
+        <w:t>bendeciría</w:t>
+      </w:r>
+      <w:r>
+        <w:rPr>
+          <w:lang w:val="es_ES" w:bidi="es_ES"/>
+        </w:rPr>
+        <w:t xml:space="preserve"> a Abraham, que haría de él una gran </w:t>
+      </w:r>
+      <w:r>
+        <w:rPr>
+          <w:lang w:val="es_ES" w:bidi="es_ES"/>
+        </w:rPr>
+        <w:t>nación</w:t>
+      </w:r>
+      <w:r>
+        <w:rPr>
+          <w:lang w:val="es_ES" w:bidi="es_ES"/>
+        </w:rPr>
+        <w:t xml:space="preserve">, y que bendeciría a todas las naciones del mundo a través de Abraham. Abraham obedeció a Dios y Dios lo guió a la región que llamamos </w:t>
+      </w:r>
+      <w:r>
+        <w:rPr>
+          <w:lang w:val="es_ES" w:bidi="es_ES"/>
+        </w:rPr>
+        <w:t>Canaán</w:t>
+      </w:r>
+      <w:r>
+        <w:rPr>
+          <w:lang w:val="es_ES" w:bidi="es_ES"/>
+        </w:rPr>
+        <w:t xml:space="preserve">. Dios prometió a Abraham que daría esta tierra a los descendientes de Abraham. Abraham y su esposa no tenían hijos, pero cuando Abraham y su esposa ya eran muy ancianos, Dios les dio un hijo, Isaac. Este fue el comienzo de Dios cumpliendo su promesa a Abraham. </w:t>
+      </w:r>
+    </w:p>
+    <w:p>
+      <w:pPr/>
+      <w:r>
+        <w:rPr>
+          <w:lang w:val="es_ES" w:bidi="es_ES"/>
+        </w:rPr>
+      </w:r>
+      <w:r>
+        <w:rPr>
+          <w:lang w:val="es_ES" w:bidi="es_ES"/>
+        </w:rPr>
+        <w:t xml:space="preserve">El hijo de Abraham, Isaac, tuvo dos hijos, uno de ellos se llamaba Jacob. Más tarde, Dios le dio a Jacob el nombre de Israel. Desde ese momento en adelante, todos los descendientes de Jacob se llamarán israelitas. </w:t>
+      </w:r>
+    </w:p>
+    <w:p>
+      <w:pPr/>
+      <w:r>
+        <w:rPr>
+          <w:lang w:val="es_ES" w:bidi="es_ES"/>
+        </w:rPr>
+      </w:r>
+      <w:r>
+        <w:rPr>
+          <w:lang w:val="es_ES" w:bidi="es_ES"/>
+        </w:rPr>
+        <w:t xml:space="preserve">Porque Dios había hecho una promesa a Abraham, y luego a Isaac y a Jacob, los israelitas eran el pueblo especial de Dios. Dios hizo un </w:t>
+      </w:r>
+      <w:r>
+        <w:rPr>
+          <w:lang w:val="es_ES" w:bidi="es_ES"/>
+        </w:rPr>
+        <w:t>pacto</w:t>
+      </w:r>
+      <w:r>
+        <w:rPr>
+          <w:lang w:val="es_ES" w:bidi="es_ES"/>
+        </w:rPr>
+        <w:t xml:space="preserve"> con ellos, que es una promesa con un acuerdo especial. El acuerdo era que los israelitas obedecerían todos los </w:t>
+      </w:r>
+      <w:r>
+        <w:rPr>
+          <w:lang w:val="es_ES" w:bidi="es_ES"/>
+        </w:rPr>
+        <w:t>mandamientos</w:t>
+      </w:r>
+      <w:r>
+        <w:rPr>
+          <w:lang w:val="es_ES" w:bidi="es_ES"/>
+        </w:rPr>
+        <w:t xml:space="preserve"> de Dios, y Dios los bendeciría y los haría una bendición para todas las personas de la tierra. </w:t>
+      </w:r>
+    </w:p>
+    <w:p>
+      <w:pPr/>
+      <w:r>
+        <w:rPr>
+          <w:lang w:val="es_ES" w:bidi="es_ES"/>
+        </w:rPr>
+      </w:r>
+      <w:r>
+        <w:rPr>
+          <w:lang w:val="es_ES" w:bidi="es_ES"/>
+        </w:rPr>
+        <w:t xml:space="preserve">La tierra donde vivían los israelitas se llamaba Israel. Esta tierra estaba dividida entre las diferentes tribus de Israel. Primero, personas llamadas “jueces” gobernaron a los israelitas. Cuando el pueblo le pidió a Dios que les diera un </w:t>
+      </w:r>
+      <w:r>
+        <w:rPr>
+          <w:lang w:val="es_ES" w:bidi="es_ES"/>
+        </w:rPr>
+        <w:t>rey</w:t>
+      </w:r>
+      <w:r>
+        <w:rPr>
+          <w:lang w:val="es_ES" w:bidi="es_ES"/>
+        </w:rPr>
+        <w:t xml:space="preserve">, Dios nombró a un rey para que gobernara sobre ellos. Al principio, esto salió bien, y bajo el gobierno del rey </w:t>
+      </w:r>
+      <w:r>
+        <w:rPr>
+          <w:lang w:val="es_ES" w:bidi="es_ES"/>
+        </w:rPr>
+        <w:t>David</w:t>
+      </w:r>
+      <w:r>
+        <w:rPr>
+          <w:lang w:val="es_ES" w:bidi="es_ES"/>
+        </w:rPr>
+        <w:t xml:space="preserve"> y su hijo Salomón, el reino de Israel se volvió grande y próspero. Pero cuando el rey Salomón murió, hubo conflicto. Diez de las 12 tribus no querían que el hijo del rey Salomón fuera su rey. Se separaron de las otras dos tribus y eligieron a su propio rey. </w:t>
+      </w:r>
+    </w:p>
+    <w:p>
+      <w:pPr/>
+      <w:r>
+        <w:rPr>
+          <w:lang w:val="es_ES" w:bidi="es_ES"/>
+        </w:rPr>
+      </w:r>
+      <w:r>
+        <w:rPr>
+          <w:lang w:val="es_ES" w:bidi="es_ES"/>
+        </w:rPr>
+        <w:t xml:space="preserve">Desde ese momento en adelante, Israel quedó dividido en partes. La parte norte, con 10 tribus, todavía se llamaba Israel. La parte sur, con dos tribus, se llamaba </w:t>
+      </w:r>
+      <w:r>
+        <w:rPr>
+          <w:lang w:val="es_ES" w:bidi="es_ES"/>
+        </w:rPr>
+        <w:t>Judá</w:t>
+      </w:r>
+      <w:r>
+        <w:rPr>
+          <w:lang w:val="es_ES" w:bidi="es_ES"/>
+        </w:rPr>
+        <w:t xml:space="preserve">. Se llamaba Judá porque la tribu de Judá era la más grande de las dos tribus que juntas formaban este reino del sur. </w:t>
+      </w:r>
+    </w:p>
+    <w:p>
+      <w:pPr/>
+      <w:r>
+        <w:rPr>
+          <w:lang w:val="es_ES" w:bidi="es_ES"/>
+        </w:rPr>
+      </w:r>
+      <w:r>
+        <w:rPr>
+          <w:lang w:val="es_ES" w:bidi="es_ES"/>
+        </w:rPr>
+        <w:t xml:space="preserve">Cada parte tenía su propio rey. La nación de Asiria derrotó a la parte norte, Israel, unos 700 años antes del nacimiento de Jesús. Esto sucedió porque las personas desobedecían continuamente a Dios y rompían el pacto. El rey de los asirios envió a la mayoría de las personas de Israel a países extranjeros. Este fue el fin del reino del norte. Nunca volvemos a escuchar nada sobre lo que les sucedió a estas personas. </w:t>
+      </w:r>
+    </w:p>
+    <w:p>
+      <w:pPr/>
+      <w:r>
+        <w:rPr>
+          <w:lang w:val="es_ES" w:bidi="es_ES"/>
+        </w:rPr>
+      </w:r>
+      <w:r>
+        <w:rPr>
+          <w:lang w:val="es_ES" w:bidi="es_ES"/>
+        </w:rPr>
+        <w:t xml:space="preserve">El reino de Judá duró un poco más, pero después de algunos años Dios también los castigó por su desobediencia. Otra nación extranjera, los babilonios, llegó y destruyó la ciudad de </w:t>
+      </w:r>
+      <w:r>
+        <w:rPr>
+          <w:lang w:val="es_ES" w:bidi="es_ES"/>
+        </w:rPr>
+        <w:t>Jerusalén</w:t>
+      </w:r>
+      <w:r>
+        <w:rPr>
+          <w:lang w:val="es_ES" w:bidi="es_ES"/>
+        </w:rPr>
+        <w:t xml:space="preserve">, y los babilonios llevaron a muchos del pueblo de Judá a Babilonia como prisioneros. Las personas de Judá pasaron a ser llamadas judíos, que significa “personas de Judá”. Más tarde, Dios permitió que los judíos regresaran a Judá, donde reconstruyeron la ciudad de Jerusalén y el </w:t>
+      </w:r>
+      <w:r>
+        <w:rPr>
+          <w:lang w:val="es_ES" w:bidi="es_ES"/>
+        </w:rPr>
+        <w:t>templo</w:t>
+      </w:r>
+      <w:r>
+        <w:rPr>
+          <w:lang w:val="es_ES" w:bidi="es_ES"/>
+        </w:rPr>
+        <w:t xml:space="preserve">. Pero Judá nunca volvería a ser un reino independiente. En la época del Nuevo Testamento, otra nación llamada Roma gobernaba sobre el territorio que había sido Israel. Lo que había sido el reino del sur, Judá, ahora se llamaba la provincia romana de Judea. Lo que había sido el reino del norte de Israel, ahora era aproximadamente las provincias romanas de </w:t>
+      </w:r>
+      <w:r>
+        <w:rPr>
+          <w:lang w:val="es_ES" w:bidi="es_ES"/>
+        </w:rPr>
+        <w:t>Samaria</w:t>
+      </w:r>
+      <w:r>
+        <w:rPr>
+          <w:lang w:val="es_ES" w:bidi="es_ES"/>
+        </w:rPr>
+        <w:t xml:space="preserve"> y </w:t>
+      </w:r>
+      <w:r>
+        <w:rPr>
+          <w:lang w:val="es_ES" w:bidi="es_ES"/>
+        </w:rPr>
+        <w:t>Galilea</w:t>
+      </w:r>
+      <w:r>
+        <w:rPr>
+          <w:lang w:val="es_ES" w:bidi="es_ES"/>
+        </w:rPr>
+        <w:t xml:space="preserve">. La palabra judío había empezado a referirse a todos los descendientes restantes de Jacob, sin importar dónde vivieran. </w:t>
+      </w:r>
+    </w:p>
+    <w:p>
+      <w:pPr/>
+      <w:r>
+        <w:rPr>
+          <w:lang w:val="es_ES" w:bidi="es_ES"/>
+        </w:rPr>
+      </w:r>
+      <w:r>
+        <w:rPr>
+          <w:lang w:val="es_ES" w:bidi="es_ES"/>
+        </w:rPr>
+        <w:t xml:space="preserve">Por lo tanto, la palabra israelitas y la palabra judíos se refieren a los descendientes de Jacob. La palabra judíos aparece especialmente en el Nuevo Testamento y en las partes finales del Antiguo Testamento. </w:t>
+      </w:r>
+    </w:p>
+    <w:p>
+      <w:pPr/>
+      <w:r>
+        <w:rPr>
+          <w:lang w:val="es_ES" w:bidi="es_ES"/>
+        </w:rPr>
+      </w:r>
+      <w:r>
+        <w:rPr>
+          <w:lang w:val="es_ES" w:bidi="es_ES"/>
+        </w:rPr>
+        <w:t xml:space="preserve">En general, cuando las personas usan la palabra 'israelitas', pueden estar pensando especialmente en las personas que viven en el país de Israel. Y cuando usan la palabra judíos, pueden estar pensando especialmente en las personas que son devotas al Dios de Abraham, Isaac y Jacob, y que quieren mantener el pacto que Dios ha hecho con los descendientes de Jacob. Por lo tanto, la palabra judíos a veces tiene un significado más religioso. </w:t>
+      </w:r>
+    </w:p>
+    <w:p>
+      <w:pPr/>
+      <w:r>
+        <w:rPr>
+          <w:lang w:val="es_ES" w:bidi="es_ES"/>
+        </w:rPr>
+      </w:r>
+      <w:r>
+        <w:rPr>
+          <w:lang w:val="es_ES" w:bidi="es_ES"/>
+        </w:rPr>
+        <w:t xml:space="preserve">En los </w:t>
+      </w:r>
+      <w:r>
+        <w:rPr>
+          <w:lang w:val="es_ES" w:bidi="es_ES"/>
+        </w:rPr>
+        <w:t>Evangelios</w:t>
+      </w:r>
+      <w:r>
+        <w:rPr>
+          <w:lang w:val="es_ES" w:bidi="es_ES"/>
+        </w:rPr>
+        <w:t xml:space="preserve">, los cuatro libros en el Nuevo Testamento que nos hablan de la vida de Jesús, casi todas las personas que encontramos son judíos: Jesús, sus </w:t>
+      </w:r>
+      <w:r>
+        <w:rPr>
+          <w:lang w:val="es_ES" w:bidi="es_ES"/>
+        </w:rPr>
         <w:t>discípulos</w:t>
       </w:r>
       <w:r>
         <w:rPr>
           <w:lang w:val="es_ES" w:bidi="es_ES"/>
         </w:rPr>
-        <w:t xml:space="preserve"> de Jesús se llamaba Jacobo (Santiago). Jacobo (Santiago) tenía un hermano llamado </w:t>
-      </w:r>
-      <w:hyperlink r:id="rId13">
-        <w:r>
-          <w:rPr>
-            <w:lang w:val="es_ES" w:bidi="es_ES"/>
-          </w:rPr>
-          <w:rPr>
-            <w:color w:val="0000EE"/>
-            <w:u w:val="single"/>
-          </w:rPr>
-          <w:t>Juan</w:t>
-        </w:r>
-      </w:hyperlink>
-      <w:r>
-        <w:rPr>
-          <w:lang w:val="es_ES" w:bidi="es_ES"/>
-        </w:rPr>
-        <w:t xml:space="preserve">, y el nombre de su padre era Zebedeo. Jacobo (Santiago) y Juan eran pescadores, hasta que Jesús los llamó para convertirse en sus discípulos. Junto con Pedro, otro discípulo, estos tres hombres a menudo estaban con Jesús en momentos especiales. De los 12 discípulos de Jesús, estas tres personas eran las más cercanas a Jesús. </w:t>
+        <w:t xml:space="preserve"> y la mayoría de las personas que lo escuchan son todos judíos. Pero en el libro de Juan, la palabra judío se usa de una manera especial. Cuando el escritor del evangelio de Juan habla de los judíos, a menudo se refiere a los </w:t>
+      </w:r>
+      <w:r>
+        <w:rPr>
+          <w:b/>
+          <w:lang w:val="es_ES" w:bidi="es_ES"/>
+        </w:rPr>
+        <w:t>líderes religiosos</w:t>
+      </w:r>
+      <w:r>
+        <w:rPr>
+          <w:lang w:val="es_ES" w:bidi="es_ES"/>
+        </w:rPr>
+        <w:t xml:space="preserve"> de los judíos. Normalmente, esto significa personas que se oponen a Jesús. </w:t>
+      </w:r>
+      <w:r>
+        <w:rPr>
+          <w:lang w:val="es_ES" w:bidi="es_ES"/>
+        </w:rPr>
+      </w:r>
+      <w:r>
+        <w:rPr>
+          <w:lang w:val="es_ES" w:bidi="es_ES"/>
+        </w:rPr>
       </w:r>
     </w:p>
     <w:p>
@@ -277,11 +976,21 @@
           <w:lang w:val="es_ES" w:bidi="es_ES"/>
         </w:rPr>
       </w:r>
-      <w:r>
-        <w:rPr>
-          <w:lang w:val="es_ES" w:bidi="es_ES"/>
-        </w:rPr>
-        <w:t xml:space="preserve">En una ocasión, Jesús llamó a Jacobo (Santiago) y a su hermano Juan “hijos del trueno”. Puede ser que Jesús les haya dado este nombre porque tenían un carácter fuerte y se enojaban con facilidad. Pero no lo sabemos con certeza. </w:t>
+    </w:p>
+    <w:p>
+      <w:pPr>
+        <w:pStyle w:val="Heading2"/>
+      </w:pPr>
+      <w:r>
+        <w:rPr>
+          <w:lang w:val="es_ES" w:bidi="es_ES"/>
+        </w:rPr>
+        <w:t>john</w:t>
+      </w:r>
+      <w:r>
+        <w:rPr>
+          <w:lang w:val="es_ES" w:bidi="es_ES"/>
+        </w:rPr>
       </w:r>
     </w:p>
     <w:p>
@@ -293,9 +1002,40 @@
       </w:r>
       <w:r>
         <w:rPr>
-          <w:lang w:val="es_ES" w:bidi="es_ES"/>
-        </w:rPr>
-        <w:t xml:space="preserve">En el libro de Hechos escuchamos que el rey Herodes Agripa mandó matar a Jacobo (Santiago). </w:t>
+          <w:b/>
+          <w:lang w:val="es_ES" w:bidi="es_ES"/>
+        </w:rPr>
+        <w:t>Juan</w:t>
+      </w:r>
+      <w:r>
+        <w:rPr>
+          <w:lang w:val="es_ES" w:bidi="es_ES"/>
+        </w:rPr>
+        <w:t xml:space="preserve"> era uno de los </w:t>
+      </w:r>
+      <w:r>
+        <w:rPr>
+          <w:lang w:val="es_ES" w:bidi="es_ES"/>
+        </w:rPr>
+        <w:t>discípulos</w:t>
+      </w:r>
+      <w:r>
+        <w:rPr>
+          <w:lang w:val="es_ES" w:bidi="es_ES"/>
+        </w:rPr>
+        <w:t xml:space="preserve"> de Jesús. Él era el hermano de </w:t>
+      </w:r>
+      <w:r>
+        <w:rPr>
+          <w:lang w:val="es_ES" w:bidi="es_ES"/>
+        </w:rPr>
+        <w:t>Jacobo</w:t>
+      </w:r>
+      <w:r>
+        <w:rPr>
+          <w:lang w:val="es_ES" w:bidi="es_ES"/>
+        </w:rPr>
+        <w:t xml:space="preserve"> (Santiago), otro discípulo, y el nombre de su padre era Zebedeo. Jacobo (Santiago) y Juan eran pescadores antes de que Jesús los llamara para convertirse en sus discípulos. Junto con Pedro, otro discípulo, estos tres hombres estaban a menudo con Jesús en momentos especiales, incluso cuando los otros discípulos no estaban allí. </w:t>
       </w:r>
     </w:p>
     <w:p>
@@ -309,7 +1049,7 @@
         <w:rPr>
           <w:lang w:val="es_ES" w:bidi="es_ES"/>
         </w:rPr>
-        <w:t xml:space="preserve">Había otro discípulo de Jesús llamado Jacobo (Santiago). Él es llamado Jacobo (Santiago), el hijo de Alfeo, o “Jacobo (Santiago) el menor”. “Jacobo (Santiago) el menor” probablemente era un apodo que las personas le daban porque era más joven o más bajo que el otro discípulo llamado Jacobo (Santiago). </w:t>
+        <w:t xml:space="preserve">En una ocasión, Jesús llamó a Jacobo (Santiago) y a su hermano Juan “hijos del trueno”. Podría ser que Jesús les diera este nombre porque tenían mal genio y se enojaban con rapidez. Pero no lo sabemos con certeza. </w:t>
       </w:r>
     </w:p>
     <w:p>
@@ -323,66 +1063,135 @@
         <w:rPr>
           <w:lang w:val="es_ES" w:bidi="es_ES"/>
         </w:rPr>
-        <w:t xml:space="preserve">Otro Jacobo (Santiago) es un hermano de Jesús, hijo de </w:t>
-      </w:r>
-      <w:hyperlink r:id="rId14">
-        <w:r>
-          <w:rPr>
-            <w:lang w:val="es_ES" w:bidi="es_ES"/>
-          </w:rPr>
-          <w:rPr>
-            <w:color w:val="0000EE"/>
-            <w:u w:val="single"/>
-          </w:rPr>
-          <w:t>María</w:t>
-        </w:r>
-      </w:hyperlink>
-      <w:r>
-        <w:rPr>
-          <w:lang w:val="es_ES" w:bidi="es_ES"/>
-        </w:rPr>
-        <w:t xml:space="preserve">, la madre de Jesús, y de su esposo José. Este Jacobo (Santiago) no </w:t>
+        <w:t xml:space="preserve">El discípulo Juan es probablemente también el escritor del </w:t>
+      </w:r>
+      <w:r>
+        <w:rPr>
+          <w:lang w:val="es_ES" w:bidi="es_ES"/>
+        </w:rPr>
+        <w:t>Evangelio</w:t>
+      </w:r>
+      <w:r>
+        <w:rPr>
+          <w:lang w:val="es_ES" w:bidi="es_ES"/>
+        </w:rPr>
+        <w:t xml:space="preserve"> de Juan, de las epístolas de Juan y del Apocalipsis, todos libros del Nuevo Testamento. Él probablemente vivió más tiempo que todos los demás discípulos de Jesús. Cuando ya era bastante anciano, las autoridades romanas lo enviaron como prisionero a una isla llamada Patmos, donde Dios le dio las </w:t>
+      </w:r>
+      <w:r>
+        <w:rPr>
+          <w:lang w:val="es_ES" w:bidi="es_ES"/>
+        </w:rPr>
+        <w:t>visiones</w:t>
+      </w:r>
+      <w:r>
+        <w:rPr>
+          <w:lang w:val="es_ES" w:bidi="es_ES"/>
+        </w:rPr>
+        <w:t xml:space="preserve"> de las que podemos escuchar en el libro del Apocalipsis. </w:t>
+      </w:r>
+      <w:r>
+        <w:rPr>
+          <w:lang w:val="es_ES" w:bidi="es_ES"/>
+        </w:rPr>
+      </w:r>
+      <w:r>
+        <w:rPr>
+          <w:lang w:val="es_ES" w:bidi="es_ES"/>
+        </w:rPr>
+      </w:r>
+    </w:p>
+    <w:p>
+      <w:pPr/>
+      <w:r>
+        <w:rPr>
+          <w:lang w:val="es_ES" w:bidi="es_ES"/>
+        </w:rPr>
+      </w:r>
+    </w:p>
+    <w:p>
+      <w:pPr>
+        <w:pStyle w:val="Heading2"/>
+      </w:pPr>
+      <w:r>
+        <w:rPr>
+          <w:lang w:val="es_ES" w:bidi="es_ES"/>
+        </w:rPr>
+        <w:t>john-the-baptist</w:t>
+      </w:r>
+      <w:r>
+        <w:rPr>
+          <w:lang w:val="es_ES" w:bidi="es_ES"/>
+        </w:rPr>
+      </w:r>
+    </w:p>
+    <w:p>
+      <w:pPr/>
+      <w:r>
+        <w:rPr>
+          <w:lang w:val="es_ES" w:bidi="es_ES"/>
+        </w:rPr>
       </w:r>
       <w:r>
         <w:rPr>
           <w:b/>
           <w:lang w:val="es_ES" w:bidi="es_ES"/>
         </w:rPr>
-        <w:t>creía</w:t>
-      </w:r>
-      <w:r>
-        <w:rPr>
-          <w:lang w:val="es_ES" w:bidi="es_ES"/>
-        </w:rPr>
-        <w:t xml:space="preserve"> al principio que Dios había enviado a Jesús. Pero después de que Jesús resucitó de entre los muertos, Jacobo (Santiago) comenzó a creer en él. Jacobo (Santiago) se convirtió en un líder importante en la </w:t>
-      </w:r>
-      <w:hyperlink r:id="rId15">
-        <w:r>
-          <w:rPr>
-            <w:lang w:val="es_ES" w:bidi="es_ES"/>
-          </w:rPr>
-          <w:rPr>
-            <w:color w:val="0000EE"/>
-            <w:u w:val="single"/>
-          </w:rPr>
-          <w:t>iglesia</w:t>
-        </w:r>
-      </w:hyperlink>
-      <w:r>
-        <w:rPr>
-          <w:lang w:val="es_ES" w:bidi="es_ES"/>
-        </w:rPr>
-        <w:t xml:space="preserve"> primitiva y probablemente fue el autor del libro de Santiago, que se encuentra en el Nuevo Testamento. </w:t>
-      </w:r>
-      <w:r>
-        <w:rPr>
-          <w:lang w:val="es_ES" w:bidi="es_ES"/>
-        </w:rPr>
-      </w:r>
-      <w:r>
-        <w:rPr>
-          <w:lang w:val="es_ES" w:bidi="es_ES"/>
-        </w:rPr>
+        <w:t>Juan el Bautizador</w:t>
+      </w:r>
+      <w:r>
+        <w:rPr>
+          <w:lang w:val="es_ES" w:bidi="es_ES"/>
+        </w:rPr>
+        <w:t xml:space="preserve">, o </w:t>
+      </w:r>
+      <w:r>
+        <w:rPr>
+          <w:b/>
+          <w:lang w:val="es_ES" w:bidi="es_ES"/>
+        </w:rPr>
+        <w:t>Juan el Bautista</w:t>
+      </w:r>
+      <w:r>
+        <w:rPr>
+          <w:lang w:val="es_ES" w:bidi="es_ES"/>
+        </w:rPr>
+        <w:t xml:space="preserve">, era la persona que les decía a las personas que se </w:t>
+      </w:r>
+      <w:r>
+        <w:rPr>
+          <w:lang w:val="es_ES" w:bidi="es_ES"/>
+        </w:rPr>
+        <w:t>arrepintieran</w:t>
+      </w:r>
+      <w:r>
+        <w:rPr>
+          <w:lang w:val="es_ES" w:bidi="es_ES"/>
+        </w:rPr>
+        <w:t xml:space="preserve"> de sus </w:t>
+      </w:r>
+      <w:r>
+        <w:rPr>
+          <w:lang w:val="es_ES" w:bidi="es_ES"/>
+        </w:rPr>
+        <w:t>pecados</w:t>
+      </w:r>
+      <w:r>
+        <w:rPr>
+          <w:lang w:val="es_ES" w:bidi="es_ES"/>
+        </w:rPr>
+        <w:t xml:space="preserve"> y que tomaran un baño especial llamado </w:t>
+      </w:r>
+      <w:r>
+        <w:rPr>
+          <w:lang w:val="es_ES" w:bidi="es_ES"/>
+        </w:rPr>
+        <w:t>bautismo</w:t>
+      </w:r>
+      <w:r>
+        <w:rPr>
+          <w:lang w:val="es_ES" w:bidi="es_ES"/>
+        </w:rPr>
+        <w:t xml:space="preserve"> como señal de su arrepentimiento. Juan hizo esto poco antes de que Jesús comenzara su propia obra.</w:t>
       </w:r>
     </w:p>
     <w:p>
@@ -392,6 +1201,319 @@
           <w:lang w:val="es_ES" w:bidi="es_ES"/>
         </w:rPr>
       </w:r>
+      <w:r>
+        <w:rPr>
+          <w:lang w:val="es_ES" w:bidi="es_ES"/>
+        </w:rPr>
+        <w:t xml:space="preserve">Los padres de Juan eran Zacarías y </w:t>
+      </w:r>
+      <w:r>
+        <w:rPr>
+          <w:lang w:val="es_ES" w:bidi="es_ES"/>
+        </w:rPr>
+        <w:t>Elisabet</w:t>
+      </w:r>
+      <w:r>
+        <w:rPr>
+          <w:lang w:val="es_ES" w:bidi="es_ES"/>
+        </w:rPr>
+        <w:t>. El nacimiento de Juan fue bastante especial. Sus padres ya eran muy ancianos cuando él nació. Juan era su único hijo.</w:t>
+      </w:r>
+    </w:p>
+    <w:p>
+      <w:pPr/>
+      <w:r>
+        <w:rPr>
+          <w:lang w:val="es_ES" w:bidi="es_ES"/>
+        </w:rPr>
+      </w:r>
+      <w:r>
+        <w:rPr>
+          <w:lang w:val="es_ES" w:bidi="es_ES"/>
+        </w:rPr>
+        <w:t xml:space="preserve">El padre de Juan, Zacarías, era un </w:t>
+      </w:r>
+      <w:r>
+        <w:rPr>
+          <w:lang w:val="es_ES" w:bidi="es_ES"/>
+        </w:rPr>
+        <w:t>sacerdote</w:t>
+      </w:r>
+      <w:r>
+        <w:rPr>
+          <w:lang w:val="es_ES" w:bidi="es_ES"/>
+        </w:rPr>
+        <w:t xml:space="preserve"> y servía a Dios en el </w:t>
+      </w:r>
+      <w:r>
+        <w:rPr>
+          <w:lang w:val="es_ES" w:bidi="es_ES"/>
+        </w:rPr>
+        <w:t>templo</w:t>
+      </w:r>
+      <w:r>
+        <w:rPr>
+          <w:lang w:val="es_ES" w:bidi="es_ES"/>
+        </w:rPr>
+        <w:t xml:space="preserve"> de </w:t>
+      </w:r>
+      <w:r>
+        <w:rPr>
+          <w:lang w:val="es_ES" w:bidi="es_ES"/>
+        </w:rPr>
+        <w:t>Jerusalén</w:t>
+      </w:r>
+      <w:r>
+        <w:rPr>
+          <w:lang w:val="es_ES" w:bidi="es_ES"/>
+        </w:rPr>
+        <w:t xml:space="preserve">. Una vez, cuando Zacarías estaba en el templo, un </w:t>
+      </w:r>
+      <w:r>
+        <w:rPr>
+          <w:lang w:val="es_ES" w:bidi="es_ES"/>
+        </w:rPr>
+        <w:t>ángel</w:t>
+      </w:r>
+      <w:r>
+        <w:rPr>
+          <w:lang w:val="es_ES" w:bidi="es_ES"/>
+        </w:rPr>
+        <w:t xml:space="preserve"> se le apareció y le dijo que su esposa Elisabet tendría un hijo. Este hijo sería un siervo de Dios como lo había sido el </w:t>
+      </w:r>
+      <w:r>
+        <w:rPr>
+          <w:lang w:val="es_ES" w:bidi="es_ES"/>
+        </w:rPr>
+        <w:t>profeta</w:t>
+      </w:r>
+      <w:r>
+        <w:rPr>
+          <w:lang w:val="es_ES" w:bidi="es_ES"/>
+        </w:rPr>
+        <w:t xml:space="preserve"> </w:t>
+      </w:r>
+      <w:r>
+        <w:rPr>
+          <w:lang w:val="es_ES" w:bidi="es_ES"/>
+        </w:rPr>
+        <w:t>Elías</w:t>
+      </w:r>
+      <w:r>
+        <w:rPr>
+          <w:lang w:val="es_ES" w:bidi="es_ES"/>
+        </w:rPr>
+        <w:t xml:space="preserve">, y les diría al pueblo de </w:t>
+      </w:r>
+      <w:r>
+        <w:rPr>
+          <w:lang w:val="es_ES" w:bidi="es_ES"/>
+        </w:rPr>
+        <w:t>Israel</w:t>
+      </w:r>
+      <w:r>
+        <w:rPr>
+          <w:lang w:val="es_ES" w:bidi="es_ES"/>
+        </w:rPr>
+        <w:t xml:space="preserve"> que se arrepintieran, para preparar al pueblo para recibir a Dios. Zacarías no podía </w:t>
+      </w:r>
+      <w:r>
+        <w:rPr>
+          <w:lang w:val="es_ES" w:bidi="es_ES"/>
+        </w:rPr>
+        <w:t>creer</w:t>
+      </w:r>
+      <w:r>
+        <w:rPr>
+          <w:lang w:val="es_ES" w:bidi="es_ES"/>
+        </w:rPr>
+        <w:t xml:space="preserve"> que lo que el ángel decía fuera verdad, porque Zacarías y su esposa Elisabet ya eran muy ancianos. Como Zacarías no creyó al ángel, el ángel le dijo a Zacarías que no podría hablar hasta después del nacimiento del niño.</w:t>
+      </w:r>
+    </w:p>
+    <w:p>
+      <w:pPr/>
+      <w:r>
+        <w:rPr>
+          <w:lang w:val="es_ES" w:bidi="es_ES"/>
+        </w:rPr>
+      </w:r>
+      <w:r>
+        <w:rPr>
+          <w:lang w:val="es_ES" w:bidi="es_ES"/>
+        </w:rPr>
+        <w:t>Y, por supuesto, sucedió exactamente como el ángel había dicho. Elisabet quedó embarazada, aunque ya era muy anciana. Ella dio a luz a Juan.</w:t>
+      </w:r>
+    </w:p>
+    <w:p>
+      <w:pPr/>
+      <w:r>
+        <w:rPr>
+          <w:lang w:val="es_ES" w:bidi="es_ES"/>
+        </w:rPr>
+      </w:r>
+      <w:r>
+        <w:rPr>
+          <w:lang w:val="es_ES" w:bidi="es_ES"/>
+        </w:rPr>
+        <w:t xml:space="preserve">Cuando Juan creció, fue a vivir en el </w:t>
+      </w:r>
+      <w:r>
+        <w:rPr>
+          <w:lang w:val="es_ES" w:bidi="es_ES"/>
+        </w:rPr>
+        <w:t>desierto</w:t>
+      </w:r>
+      <w:r>
+        <w:rPr>
+          <w:lang w:val="es_ES" w:bidi="es_ES"/>
+        </w:rPr>
+        <w:t xml:space="preserve">, en un lugar solitario lejos de las personas, cerca del </w:t>
+      </w:r>
+      <w:r>
+        <w:rPr>
+          <w:lang w:val="es_ES" w:bidi="es_ES"/>
+        </w:rPr>
+        <w:t>río Jordán</w:t>
+      </w:r>
+      <w:r>
+        <w:rPr>
+          <w:lang w:val="es_ES" w:bidi="es_ES"/>
+        </w:rPr>
+        <w:t xml:space="preserve">. Él comía solo lo que había en el desierto: miel y langostas. Él llevaba ropas muy simples hechas de pelo de </w:t>
+      </w:r>
+      <w:r>
+        <w:rPr>
+          <w:lang w:val="es_ES" w:bidi="es_ES"/>
+        </w:rPr>
+        <w:t>camello</w:t>
+      </w:r>
+      <w:r>
+        <w:rPr>
+          <w:lang w:val="es_ES" w:bidi="es_ES"/>
+        </w:rPr>
+        <w:t xml:space="preserve"> en bruto. Al ver su ropa, las personas recordaban al profeta Elías. Y muchas personas iban a Juan para escuchar lo que él tenía que decir. Juan les dijo a las personas que vendría otra persona después de él, que sería mucho más importante que él. Juan estaba preparando a la gente para recibir a esta persona, diciéndoles que se arrepintieran de sus pecados y comenzaran a obedecer a Dios. La persona de la que Juan estaba hablando era Jesús.</w:t>
+      </w:r>
+    </w:p>
+    <w:p>
+      <w:pPr/>
+      <w:r>
+        <w:rPr>
+          <w:lang w:val="es_ES" w:bidi="es_ES"/>
+        </w:rPr>
+      </w:r>
+      <w:r>
+        <w:rPr>
+          <w:lang w:val="es_ES" w:bidi="es_ES"/>
+        </w:rPr>
+        <w:t xml:space="preserve">Juan les dijo a las personas que tomaran un baño especial llamado bautismo. Este era un ritual que mostraba a las personas que realmente se habían arrepentido de sus pecados. A veces, personas que no eran judías, pero aún querían seguir a Dios, se bautizaban. ¡Pero Juan les dijo que </w:t>
+      </w:r>
+      <w:r>
+        <w:rPr>
+          <w:b/>
+          <w:lang w:val="es_ES" w:bidi="es_ES"/>
+        </w:rPr>
+        <w:t>todos</w:t>
+      </w:r>
+      <w:r>
+        <w:rPr>
+          <w:lang w:val="es_ES" w:bidi="es_ES"/>
+        </w:rPr>
+        <w:t xml:space="preserve"> debían bautizarse! Aunque el pueblo era </w:t>
+      </w:r>
+      <w:r>
+        <w:rPr>
+          <w:lang w:val="es_ES" w:bidi="es_ES"/>
+        </w:rPr>
+        <w:t>judío</w:t>
+      </w:r>
+      <w:r>
+        <w:rPr>
+          <w:lang w:val="es_ES" w:bidi="es_ES"/>
+        </w:rPr>
+        <w:t xml:space="preserve">, y por lo tanto el pueblo especial de Dios, todavía hacían muchas cosas malas y necesitaban arrepentirse. Necesitaban decirle a Dios que se sentían mal por desobedecerlo y que querían cambiar. </w:t>
+      </w:r>
+    </w:p>
+    <w:p>
+      <w:pPr/>
+      <w:r>
+        <w:rPr>
+          <w:lang w:val="es_ES" w:bidi="es_ES"/>
+        </w:rPr>
+      </w:r>
+      <w:r>
+        <w:rPr>
+          <w:lang w:val="es_ES" w:bidi="es_ES"/>
+        </w:rPr>
+        <w:t xml:space="preserve">Sin miedo, Juan el Bautista les dijo abiertamente a las personas lo que hacían mal. A los maestros religiosos de los judíos no les gustaba Juan. Durante este tiempo, el rey Herodes Antipas gobernaba </w:t>
+      </w:r>
+      <w:r>
+        <w:rPr>
+          <w:lang w:val="es_ES" w:bidi="es_ES"/>
+        </w:rPr>
+        <w:t>Judea</w:t>
+      </w:r>
+      <w:r>
+        <w:rPr>
+          <w:lang w:val="es_ES" w:bidi="es_ES"/>
+        </w:rPr>
+        <w:t xml:space="preserve">. Este era un hijo del rey Herodes, que había intentado matar a Jesús cuando era un bebé. Herodes Antipas vivía con la esposa de su hermano, y Juan le dijo abiertamente que esto estaba mal. Esta mujer estaba enojada con Juan por esto, e intentó matarlo, pero el rey Herodes tenía respeto por Juan y no quería matarlo. Pero el </w:t>
+      </w:r>
+      <w:r>
+        <w:rPr>
+          <w:lang w:val="es_ES" w:bidi="es_ES"/>
+        </w:rPr>
+        <w:t>rey</w:t>
+      </w:r>
+      <w:r>
+        <w:rPr>
+          <w:lang w:val="es_ES" w:bidi="es_ES"/>
+        </w:rPr>
+        <w:t xml:space="preserve"> metió a Juan en prisión, y una vez, durante una fiesta, la esposa del rey engañó al rey Herodes, y él se vio obligado a mandar matar a Juan. Los soldados del rey cortaron la cabeza de Juan para matarlo.</w:t>
+      </w:r>
+    </w:p>
+    <w:p>
+      <w:pPr/>
+      <w:r>
+        <w:rPr>
+          <w:lang w:val="es_ES" w:bidi="es_ES"/>
+        </w:rPr>
+      </w:r>
+      <w:r>
+        <w:rPr>
+          <w:lang w:val="es_ES" w:bidi="es_ES"/>
+        </w:rPr>
+        <w:t xml:space="preserve">Juan el bautista era un pariente de Jesús. Su madre Elisabet era prima de </w:t>
+      </w:r>
+      <w:r>
+        <w:rPr>
+          <w:lang w:val="es_ES" w:bidi="es_ES"/>
+        </w:rPr>
+        <w:t>María</w:t>
+      </w:r>
+      <w:r>
+        <w:rPr>
+          <w:lang w:val="es_ES" w:bidi="es_ES"/>
+        </w:rPr>
+        <w:t>, la madre de Jesús.</w:t>
+      </w:r>
+      <w:r>
+        <w:rPr>
+          <w:lang w:val="es_ES" w:bidi="es_ES"/>
+        </w:rPr>
+      </w:r>
+      <w:r>
+        <w:rPr>
+          <w:lang w:val="es_ES" w:bidi="es_ES"/>
+        </w:rPr>
+      </w:r>
+    </w:p>
+    <w:p>
+      <w:pPr/>
+      <w:r>
+        <w:rPr>
+          <w:lang w:val="es_ES" w:bidi="es_ES"/>
+        </w:rPr>
+      </w:r>
     </w:p>
     <w:p>
       <w:pPr>
@@ -401,7 +1523,7 @@
         <w:rPr>
           <w:lang w:val="es_ES" w:bidi="es_ES"/>
         </w:rPr>
-        <w:t>jerusalem</w:t>
+        <w:t>jordan-river</w:t>
       </w:r>
       <w:r>
         <w:rPr>
@@ -418,78 +1540,296 @@
       </w:r>
       <w:r>
         <w:rPr>
+          <w:lang w:val="es_ES" w:bidi="es_ES"/>
+        </w:rPr>
+        <w:t xml:space="preserve">El </w:t>
+      </w:r>
+      <w:r>
+        <w:rPr>
           <w:b/>
           <w:lang w:val="es_ES" w:bidi="es_ES"/>
         </w:rPr>
+        <w:t>río Jordán</w:t>
+      </w:r>
+      <w:r>
+        <w:rPr>
+          <w:lang w:val="es_ES" w:bidi="es_ES"/>
+        </w:rPr>
+        <w:t xml:space="preserve"> es un río largo que atraviesa </w:t>
+      </w:r>
+      <w:r>
+        <w:rPr>
+          <w:lang w:val="es_ES" w:bidi="es_ES"/>
+        </w:rPr>
+        <w:t>Israel</w:t>
+      </w:r>
+      <w:r>
+        <w:rPr>
+          <w:lang w:val="es_ES" w:bidi="es_ES"/>
+        </w:rPr>
+        <w:t xml:space="preserve"> de norte a sur. Durante la temporada de lluvias, el río es bastante ancho y profundo. En otras épocas del año, el río es más pequeño, y una persona puede cruzarlo caminando por el agua o nadando. En dos lugares, el río pasa por un gran lago: primero el lago, o mar, de Galilea, y más tarde el Mar Muerto. El </w:t>
+      </w:r>
+      <w:r>
+        <w:rPr>
+          <w:lang w:val="es_ES" w:bidi="es_ES"/>
+        </w:rPr>
+        <w:t>lago de Galilea</w:t>
+      </w:r>
+      <w:r>
+        <w:rPr>
+          <w:lang w:val="es_ES" w:bidi="es_ES"/>
+        </w:rPr>
+        <w:t xml:space="preserve"> tiene agua dulce y hay muchos peces en él; pero el Mar Muerto tiene agua salada, y el agua es tan salada que ningún pez puede vivir en ella. El río Jordán desemboca en el Mar Muerto.</w:t>
+      </w:r>
+    </w:p>
+    <w:p>
+      <w:pPr/>
+      <w:r>
+        <w:rPr>
+          <w:lang w:val="es_ES" w:bidi="es_ES"/>
+        </w:rPr>
+      </w:r>
+      <w:r>
+        <w:rPr>
+          <w:lang w:val="es_ES" w:bidi="es_ES"/>
+        </w:rPr>
+        <w:t xml:space="preserve">El río Jordán era muy importante para los </w:t>
+      </w:r>
+      <w:r>
+        <w:rPr>
+          <w:lang w:val="es_ES" w:bidi="es_ES"/>
+        </w:rPr>
+        <w:t>judíos</w:t>
+      </w:r>
+      <w:r>
+        <w:rPr>
+          <w:lang w:val="es_ES" w:bidi="es_ES"/>
+        </w:rPr>
+        <w:t xml:space="preserve">. Era importante porque el pueblo necesitaba el agua del río, pero también porque, cuando los </w:t>
+      </w:r>
+      <w:r>
+        <w:rPr>
+          <w:lang w:val="es_ES" w:bidi="es_ES"/>
+        </w:rPr>
+        <w:t>israelitas</w:t>
+      </w:r>
+      <w:r>
+        <w:rPr>
+          <w:lang w:val="es_ES" w:bidi="es_ES"/>
+        </w:rPr>
+        <w:t xml:space="preserve"> entraron por primera vez en la tierra, tuvieron que cruzar este río Jordán. Era la época de las lluvias, y el río estaba muy profundo y ancho en ese momento. Pero Dios hizo un </w:t>
+      </w:r>
+      <w:r>
+        <w:rPr>
+          <w:lang w:val="es_ES" w:bidi="es_ES"/>
+        </w:rPr>
+        <w:t>milagro</w:t>
+      </w:r>
+      <w:r>
+        <w:rPr>
+          <w:lang w:val="es_ES" w:bidi="es_ES"/>
+        </w:rPr>
+        <w:t xml:space="preserve"> y detuvo el agua del río, y el pueblo de Israel pudo caminar con seguridad por el lecho del río hasta el otro lado. </w:t>
+      </w:r>
+      <w:r>
+        <w:rPr>
+          <w:lang w:val="es_ES" w:bidi="es_ES"/>
+        </w:rPr>
+      </w:r>
+      <w:r>
+        <w:rPr>
+          <w:lang w:val="es_ES" w:bidi="es_ES"/>
+        </w:rPr>
+      </w:r>
+    </w:p>
+    <w:p>
+      <w:pPr/>
+      <w:r>
+        <w:rPr>
+          <w:lang w:val="es_ES" w:bidi="es_ES"/>
+        </w:rPr>
+      </w:r>
+    </w:p>
+    <w:p>
+      <w:pPr>
+        <w:pStyle w:val="Heading2"/>
+      </w:pPr>
+      <w:r>
+        <w:rPr>
+          <w:lang w:val="es_ES" w:bidi="es_ES"/>
+        </w:rPr>
+        <w:t>judea</w:t>
+      </w:r>
+      <w:r>
+        <w:rPr>
+          <w:lang w:val="es_ES" w:bidi="es_ES"/>
+        </w:rPr>
+      </w:r>
+    </w:p>
+    <w:p>
+      <w:pPr/>
+      <w:r>
+        <w:rPr>
+          <w:lang w:val="es_ES" w:bidi="es_ES"/>
+        </w:rPr>
+      </w:r>
+      <w:r>
+        <w:rPr>
+          <w:b/>
+          <w:lang w:val="es_ES" w:bidi="es_ES"/>
+        </w:rPr>
+        <w:t>Judea</w:t>
+      </w:r>
+      <w:r>
+        <w:rPr>
+          <w:lang w:val="es_ES" w:bidi="es_ES"/>
+        </w:rPr>
+        <w:t xml:space="preserve"> es el nombre de una región en </w:t>
+      </w:r>
+      <w:r>
+        <w:rPr>
+          <w:b/>
+          <w:lang w:val="es_ES" w:bidi="es_ES"/>
+        </w:rPr>
+        <w:t>Israel</w:t>
+      </w:r>
+      <w:r>
+        <w:rPr>
+          <w:lang w:val="es_ES" w:bidi="es_ES"/>
+        </w:rPr>
+        <w:t xml:space="preserve"> en la época del Nuevo Testamento. </w:t>
+      </w:r>
+    </w:p>
+    <w:p>
+      <w:pPr/>
+      <w:r>
+        <w:rPr>
+          <w:lang w:val="es_ES" w:bidi="es_ES"/>
+        </w:rPr>
+      </w:r>
+      <w:r>
+        <w:rPr>
+          <w:lang w:val="es_ES" w:bidi="es_ES"/>
+        </w:rPr>
+        <w:t xml:space="preserve">En la época de Jesús, Israel no era una </w:t>
+      </w:r>
+      <w:r>
+        <w:rPr>
+          <w:b/>
+          <w:lang w:val="es_ES" w:bidi="es_ES"/>
+        </w:rPr>
+        <w:t>nación</w:t>
+      </w:r>
+      <w:r>
+        <w:rPr>
+          <w:lang w:val="es_ES" w:bidi="es_ES"/>
+        </w:rPr>
+        <w:t xml:space="preserve"> independiente. Los </w:t>
+      </w:r>
+      <w:r>
+        <w:rPr>
+          <w:b/>
+          <w:lang w:val="es_ES" w:bidi="es_ES"/>
+        </w:rPr>
+        <w:t>israelitas</w:t>
+      </w:r>
+      <w:r>
+        <w:rPr>
+          <w:lang w:val="es_ES" w:bidi="es_ES"/>
+        </w:rPr>
+        <w:t xml:space="preserve"> eran gobernados por el pueblo romano. Los romanos habían dividido Israel en varias regiones, o provincias. Estas provincias eran Judea en el sur, </w:t>
+      </w:r>
+      <w:r>
+        <w:rPr>
+          <w:b/>
+          <w:lang w:val="es_ES" w:bidi="es_ES"/>
+        </w:rPr>
+        <w:t>Galilea</w:t>
+      </w:r>
+      <w:r>
+        <w:rPr>
+          <w:lang w:val="es_ES" w:bidi="es_ES"/>
+        </w:rPr>
+        <w:t xml:space="preserve"> en el norte y </w:t>
+      </w:r>
+      <w:r>
+        <w:rPr>
+          <w:b/>
+          <w:lang w:val="es_ES" w:bidi="es_ES"/>
+        </w:rPr>
+        <w:t>Samaria</w:t>
+      </w:r>
+      <w:r>
+        <w:rPr>
+          <w:lang w:val="es_ES" w:bidi="es_ES"/>
+        </w:rPr>
+        <w:t xml:space="preserve"> en el medio. </w:t>
+      </w:r>
+    </w:p>
+    <w:p>
+      <w:pPr/>
+      <w:r>
+        <w:rPr>
+          <w:lang w:val="es_ES" w:bidi="es_ES"/>
+        </w:rPr>
+      </w:r>
+      <w:r>
+        <w:rPr>
+          <w:lang w:val="es_ES" w:bidi="es_ES"/>
+        </w:rPr>
+        <w:t xml:space="preserve">Judea era el lugar donde se encontraba la ciudad más importante, </w:t>
+      </w:r>
+      <w:r>
+        <w:rPr>
+          <w:b/>
+          <w:lang w:val="es_ES" w:bidi="es_ES"/>
+        </w:rPr>
         <w:t>Jerusalén</w:t>
       </w:r>
       <w:r>
         <w:rPr>
           <w:lang w:val="es_ES" w:bidi="es_ES"/>
         </w:rPr>
-        <w:t xml:space="preserve"> es el nombre de la ciudad más importante del pueblo </w:t>
+        <w:t xml:space="preserve">, y el </w:t>
       </w:r>
       <w:r>
         <w:rPr>
           <w:b/>
           <w:lang w:val="es_ES" w:bidi="es_ES"/>
         </w:rPr>
-        <w:t>judío</w:t>
-      </w:r>
-      <w:r>
-        <w:rPr>
-          <w:lang w:val="es_ES" w:bidi="es_ES"/>
-        </w:rPr>
-        <w:t xml:space="preserve">. El </w:t>
-      </w:r>
-      <w:hyperlink r:id="rId16">
-        <w:r>
-          <w:rPr>
-            <w:lang w:val="es_ES" w:bidi="es_ES"/>
-          </w:rPr>
-          <w:rPr>
-            <w:color w:val="0000EE"/>
-            <w:u w:val="single"/>
-          </w:rPr>
-          <w:t>templo</w:t>
-        </w:r>
-      </w:hyperlink>
-      <w:r>
-        <w:rPr>
-          <w:lang w:val="es_ES" w:bidi="es_ES"/>
-        </w:rPr>
-        <w:t xml:space="preserve"> de Dios, donde los judíos </w:t>
+        <w:t>templo</w:t>
+      </w:r>
+      <w:r>
+        <w:rPr>
+          <w:lang w:val="es_ES" w:bidi="es_ES"/>
+        </w:rPr>
+        <w:t xml:space="preserve"> de Dios. Las personas en Judea a menudo pensaban que eran mejores </w:t>
       </w:r>
       <w:r>
         <w:rPr>
           <w:b/>
           <w:lang w:val="es_ES" w:bidi="es_ES"/>
         </w:rPr>
-        <w:t>adoraban</w:t>
-      </w:r>
-      <w:r>
-        <w:rPr>
-          <w:lang w:val="es_ES" w:bidi="es_ES"/>
-        </w:rPr>
-        <w:t xml:space="preserve"> a Dios, estaba en Jerusalén. Los judíos viajaban a Jerusalén varias veces al año para celebrar importantes festividades en el templo. El tribunal religioso judío, el </w:t>
-      </w:r>
-      <w:hyperlink r:id="rId17">
-        <w:r>
-          <w:rPr>
-            <w:lang w:val="es_ES" w:bidi="es_ES"/>
-          </w:rPr>
-          <w:rPr>
-            <w:color w:val="0000EE"/>
-            <w:u w:val="single"/>
-          </w:rPr>
-          <w:t>Sanedrín</w:t>
-        </w:r>
-      </w:hyperlink>
-      <w:r>
-        <w:rPr>
-          <w:lang w:val="es_ES" w:bidi="es_ES"/>
-        </w:rPr>
-        <w:t>, también se reunía en Jerusalén.</w:t>
+        <w:t>judíos</w:t>
+      </w:r>
+      <w:r>
+        <w:rPr>
+          <w:lang w:val="es_ES" w:bidi="es_ES"/>
+        </w:rPr>
+        <w:t xml:space="preserve"> que las personas en Galilea. Miraban con desprecio a la gente de Galilea, considerándolos incultos y rudos. Las personas de Judea </w:t>
+      </w:r>
+      <w:r>
+        <w:rPr>
+          <w:b/>
+          <w:lang w:val="es_ES" w:bidi="es_ES"/>
+        </w:rPr>
+        <w:t>y</w:t>
+      </w:r>
+      <w:r>
+        <w:rPr>
+          <w:lang w:val="es_ES" w:bidi="es_ES"/>
+        </w:rPr>
+        <w:t xml:space="preserve"> Galilea miraban con desprecio a los habitantes de Samaria, considerándolos como si no fueran judíos en absoluto. </w:t>
       </w:r>
     </w:p>
     <w:p>
@@ -503,56 +1843,68 @@
         <w:rPr>
           <w:lang w:val="es_ES" w:bidi="es_ES"/>
         </w:rPr>
-        <w:t xml:space="preserve">Aproximadamente mil años antes de que naciera Jesús, el rey </w:t>
-      </w:r>
-      <w:hyperlink r:id="rId18">
-        <w:r>
-          <w:rPr>
-            <w:lang w:val="es_ES" w:bidi="es_ES"/>
-          </w:rPr>
-          <w:rPr>
-            <w:color w:val="0000EE"/>
-            <w:u w:val="single"/>
-          </w:rPr>
-          <w:t>David</w:t>
-        </w:r>
-      </w:hyperlink>
-      <w:r>
-        <w:rPr>
-          <w:lang w:val="es_ES" w:bidi="es_ES"/>
-        </w:rPr>
-        <w:t xml:space="preserve"> estableció la ciudad de Jerusalén como la capital de </w:t>
-      </w:r>
-      <w:hyperlink r:id="rId19">
-        <w:r>
-          <w:rPr>
-            <w:lang w:val="es_ES" w:bidi="es_ES"/>
-          </w:rPr>
-          <w:rPr>
-            <w:color w:val="0000EE"/>
-            <w:u w:val="single"/>
-          </w:rPr>
-          <w:t>Israel</w:t>
-        </w:r>
-      </w:hyperlink>
-      <w:r>
-        <w:rPr>
-          <w:lang w:val="es_ES" w:bidi="es_ES"/>
-        </w:rPr>
-        <w:t xml:space="preserve">. Unos 500 años más tarde, los enemigos de los </w:t>
+        <w:t>La región que se llama Judea en el Nuevo Testamento se llama Judá en el Antiguo Testamento.</w:t>
+      </w:r>
+      <w:r>
+        <w:rPr>
+          <w:lang w:val="es_ES" w:bidi="es_ES"/>
+        </w:rPr>
+      </w:r>
+      <w:r>
+        <w:rPr>
+          <w:lang w:val="es_ES" w:bidi="es_ES"/>
+        </w:rPr>
+      </w:r>
+    </w:p>
+    <w:p>
+      <w:pPr/>
+      <w:r>
+        <w:rPr>
+          <w:lang w:val="es_ES" w:bidi="es_ES"/>
+        </w:rPr>
+      </w:r>
+    </w:p>
+    <w:p>
+      <w:pPr>
+        <w:pStyle w:val="Heading2"/>
+      </w:pPr>
+      <w:r>
+        <w:rPr>
+          <w:lang w:val="es_ES" w:bidi="es_ES"/>
+        </w:rPr>
+        <w:t>judge</w:t>
+      </w:r>
+      <w:r>
+        <w:rPr>
+          <w:lang w:val="es_ES" w:bidi="es_ES"/>
+        </w:rPr>
+      </w:r>
+    </w:p>
+    <w:p>
+      <w:pPr/>
+      <w:r>
+        <w:rPr>
+          <w:lang w:val="es_ES" w:bidi="es_ES"/>
+        </w:rPr>
+      </w:r>
+      <w:r>
+        <w:rPr>
+          <w:lang w:val="es_ES" w:bidi="es_ES"/>
+        </w:rPr>
+        <w:t xml:space="preserve">Alguien </w:t>
       </w:r>
       <w:r>
         <w:rPr>
           <w:b/>
           <w:lang w:val="es_ES" w:bidi="es_ES"/>
         </w:rPr>
-        <w:t>israelitas</w:t>
-      </w:r>
-      <w:r>
-        <w:rPr>
-          <w:lang w:val="es_ES" w:bidi="es_ES"/>
-        </w:rPr>
-        <w:t xml:space="preserve"> destruyeron la ciudad, pero los israelitas la reconstruyeron. El pueblo judío amaba mucho la ciudad de Jerusalén.</w:t>
+        <w:t>juzga</w:t>
+      </w:r>
+      <w:r>
+        <w:rPr>
+          <w:lang w:val="es_ES" w:bidi="es_ES"/>
+        </w:rPr>
+        <w:t xml:space="preserve"> las acciones que realizan las personas al decidir si lo que hacen es correcto o incorrecto y, por lo tanto, si la persona es culpable o inocente de haber infringido una ley. Un juez castigará a la persona si decide que es culpable de haber hecho algo incorrecto. </w:t>
       </w:r>
     </w:p>
     <w:p>
@@ -566,38 +1918,33 @@
         <w:rPr>
           <w:lang w:val="es_ES" w:bidi="es_ES"/>
         </w:rPr>
-        <w:t xml:space="preserve">Jerusalén formaba parte de la provincia llamada </w:t>
-      </w:r>
-      <w:hyperlink r:id="rId20">
-        <w:r>
-          <w:rPr>
-            <w:lang w:val="es_ES" w:bidi="es_ES"/>
-          </w:rPr>
-          <w:rPr>
-            <w:color w:val="0000EE"/>
-            <w:u w:val="single"/>
-          </w:rPr>
-          <w:t>Judea</w:t>
-        </w:r>
-      </w:hyperlink>
-      <w:r>
-        <w:rPr>
-          <w:lang w:val="es_ES" w:bidi="es_ES"/>
-        </w:rPr>
-        <w:t>. Jerusalén fue construida sobre una colina. Por eso, la gente siempre decía que iba "</w:t>
+        <w:t xml:space="preserve">Antes de que la nación de </w:t>
       </w:r>
       <w:r>
         <w:rPr>
           <w:b/>
           <w:lang w:val="es_ES" w:bidi="es_ES"/>
         </w:rPr>
-        <w:t>subiendo</w:t>
-      </w:r>
-      <w:r>
-        <w:rPr>
-          <w:lang w:val="es_ES" w:bidi="es_ES"/>
-        </w:rPr>
-        <w:t xml:space="preserve"> a Jerusalén".</w:t>
+        <w:t>Israel</w:t>
+      </w:r>
+      <w:r>
+        <w:rPr>
+          <w:lang w:val="es_ES" w:bidi="es_ES"/>
+        </w:rPr>
+        <w:t xml:space="preserve"> tuviera </w:t>
+      </w:r>
+      <w:r>
+        <w:rPr>
+          <w:b/>
+          <w:lang w:val="es_ES" w:bidi="es_ES"/>
+        </w:rPr>
+        <w:t>reyes</w:t>
+      </w:r>
+      <w:r>
+        <w:rPr>
+          <w:lang w:val="es_ES" w:bidi="es_ES"/>
+        </w:rPr>
+        <w:t xml:space="preserve">, Dios les dio líderes a quienes llamaban jueces. Alguien escribió las historias de los jueces en un libro que ahora llamamos el Libro de los Jueces. Los jueces de los que escuchamos en el Libro de los Jueces no actuaban como jueces tradicionales, ya que no siempre decidían si alguien era culpable de infringir una ley. Estos jueces eran a menudo líderes militares que rescataban a los israelitas de sus enemigos. A veces, como en el caso de Débora, estos jueces eran líderes-profetas que ayudaban a Israel a seguir a Dios. </w:t>
       </w:r>
       <w:r>
         <w:rPr>
@@ -626,7 +1973,7 @@
         <w:rPr>
           <w:lang w:val="es_ES" w:bidi="es_ES"/>
         </w:rPr>
-        <w:t>jew</w:t>
+        <w:t>justice</w:t>
       </w:r>
       <w:r>
         <w:rPr>
@@ -643,1706 +1990,75 @@
       </w:r>
       <w:r>
         <w:rPr>
+          <w:lang w:val="es_ES" w:bidi="es_ES"/>
+        </w:rPr>
+        <w:t xml:space="preserve">Justicia es cuando alguien trata a otra persona de manera justa de acuerdo con la ley. Cuando hay justicia en toda la sociedad, entonces todos se tratan entre sí de manera igual y justa. En una sociedad justa, las personas en </w:t>
+      </w:r>
+      <w:r>
+        <w:rPr>
+          <w:lang w:val="es_ES" w:bidi="es_ES"/>
+        </w:rPr>
+        <w:t>autoridad</w:t>
+      </w:r>
+      <w:r>
+        <w:rPr>
+          <w:lang w:val="es_ES" w:bidi="es_ES"/>
+        </w:rPr>
+        <w:t xml:space="preserve"> castigan a quienes hacen mal y protegen a los pobres y débiles. </w:t>
+      </w:r>
+      <w:r>
+        <w:rPr>
+          <w:lang w:val="es_ES" w:bidi="es_ES"/>
+        </w:rPr>
+      </w:r>
+      <w:r>
+        <w:rPr>
+          <w:lang w:val="es_ES" w:bidi="es_ES"/>
+        </w:rPr>
+      </w:r>
+    </w:p>
+    <w:p>
+      <w:pPr/>
+      <w:r>
+        <w:rPr>
+          <w:lang w:val="es_ES" w:bidi="es_ES"/>
+        </w:rPr>
+      </w:r>
+    </w:p>
+    <w:p>
+      <w:pPr>
+        <w:pStyle w:val="Heading2"/>
+      </w:pPr>
+      <w:r>
+        <w:rPr>
+          <w:lang w:val="es_ES" w:bidi="es_ES"/>
+        </w:rPr>
+        <w:t>justify</w:t>
+      </w:r>
+      <w:r>
+        <w:rPr>
+          <w:lang w:val="es_ES" w:bidi="es_ES"/>
+        </w:rPr>
+      </w:r>
+    </w:p>
+    <w:p>
+      <w:pPr/>
+      <w:r>
+        <w:rPr>
+          <w:lang w:val="es_ES" w:bidi="es_ES"/>
+        </w:rPr>
+      </w:r>
+      <w:r>
+        <w:rPr>
+          <w:lang w:val="es_ES" w:bidi="es_ES"/>
+        </w:rPr>
+        <w:t xml:space="preserve">Cuando una persona </w:t>
+      </w:r>
+      <w:r>
+        <w:rPr>
           <w:b/>
           <w:lang w:val="es_ES" w:bidi="es_ES"/>
         </w:rPr>
-        <w:t>Judíos</w:t>
-      </w:r>
-      <w:r>
-        <w:rPr>
-          <w:lang w:val="es_ES" w:bidi="es_ES"/>
-        </w:rPr>
-        <w:t xml:space="preserve"> se refiere a las personas que son </w:t>
-      </w:r>
-      <w:r>
-        <w:rPr>
-          <w:b/>
-          <w:lang w:val="es_ES" w:bidi="es_ES"/>
-        </w:rPr>
-        <w:t>descendientes</w:t>
-      </w:r>
-      <w:r>
-        <w:rPr>
-          <w:lang w:val="es_ES" w:bidi="es_ES"/>
-        </w:rPr>
-        <w:t xml:space="preserve"> de Jacob. Para entender la palabra judíos, primero tienen que entender la palabra israelitas. </w:t>
-      </w:r>
-    </w:p>
-    <w:p>
-      <w:pPr/>
-      <w:r>
-        <w:rPr>
-          <w:lang w:val="es_ES" w:bidi="es_ES"/>
-        </w:rPr>
-      </w:r>
-      <w:r>
-        <w:rPr>
-          <w:lang w:val="es_ES" w:bidi="es_ES"/>
-        </w:rPr>
-        <w:t xml:space="preserve">Los </w:t>
-      </w:r>
-      <w:r>
-        <w:rPr>
-          <w:b/>
-          <w:lang w:val="es_ES" w:bidi="es_ES"/>
-        </w:rPr>
-        <w:t>israelitas</w:t>
-      </w:r>
-      <w:r>
-        <w:rPr>
-          <w:lang w:val="es_ES" w:bidi="es_ES"/>
-        </w:rPr>
-        <w:t xml:space="preserve"> son descendientes de Jacob. </w:t>
-      </w:r>
-      <w:hyperlink r:id="rId21">
-        <w:r>
-          <w:rPr>
-            <w:lang w:val="es_ES" w:bidi="es_ES"/>
-          </w:rPr>
-          <w:rPr>
-            <w:color w:val="0000EE"/>
-            <w:u w:val="single"/>
-          </w:rPr>
-          <w:t>Abraham</w:t>
-        </w:r>
-      </w:hyperlink>
-      <w:r>
-        <w:rPr>
-          <w:lang w:val="es_ES" w:bidi="es_ES"/>
-        </w:rPr>
-        <w:t xml:space="preserve">, el abuelo de Jacob, fue un hombre que vivió aproximadamente 2000 años antes del nacimiento de Jesús. Cuando Abraham tenía 75 años, Dios le habló. Dios le dijo que dejara su tierra natal y fuera a un lugar que él le mostraría. Dios dijo que </w:t>
-      </w:r>
-      <w:hyperlink r:id="rId22">
-        <w:r>
-          <w:rPr>
-            <w:lang w:val="es_ES" w:bidi="es_ES"/>
-          </w:rPr>
-          <w:rPr>
-            <w:color w:val="0000EE"/>
-            <w:u w:val="single"/>
-          </w:rPr>
-          <w:t>bendeciría</w:t>
-        </w:r>
-      </w:hyperlink>
-      <w:r>
-        <w:rPr>
-          <w:lang w:val="es_ES" w:bidi="es_ES"/>
-        </w:rPr>
-        <w:t xml:space="preserve"> a Abraham, que haría de él una gran </w:t>
-      </w:r>
-      <w:hyperlink r:id="rId23">
-        <w:r>
-          <w:rPr>
-            <w:lang w:val="es_ES" w:bidi="es_ES"/>
-          </w:rPr>
-          <w:rPr>
-            <w:color w:val="0000EE"/>
-            <w:u w:val="single"/>
-          </w:rPr>
-          <w:t>nación</w:t>
-        </w:r>
-      </w:hyperlink>
-      <w:r>
-        <w:rPr>
-          <w:lang w:val="es_ES" w:bidi="es_ES"/>
-        </w:rPr>
-        <w:t xml:space="preserve">, y que bendeciría a todas las naciones del mundo a través de Abraham. Abraham obedeció a Dios y Dios lo guió a la región que llamamos </w:t>
-      </w:r>
-      <w:hyperlink r:id="rId24">
-        <w:r>
-          <w:rPr>
-            <w:lang w:val="es_ES" w:bidi="es_ES"/>
-          </w:rPr>
-          <w:rPr>
-            <w:color w:val="0000EE"/>
-            <w:u w:val="single"/>
-          </w:rPr>
-          <w:t>Canaán</w:t>
-        </w:r>
-      </w:hyperlink>
-      <w:r>
-        <w:rPr>
-          <w:lang w:val="es_ES" w:bidi="es_ES"/>
-        </w:rPr>
-        <w:t xml:space="preserve">. Dios prometió a Abraham que daría esta tierra a los descendientes de Abraham. Abraham y su esposa no tenían hijos, pero cuando Abraham y su esposa ya eran muy ancianos, Dios les dio un hijo, Isaac. Este fue el comienzo de Dios cumpliendo su promesa a Abraham. </w:t>
-      </w:r>
-    </w:p>
-    <w:p>
-      <w:pPr/>
-      <w:r>
-        <w:rPr>
-          <w:lang w:val="es_ES" w:bidi="es_ES"/>
-        </w:rPr>
-      </w:r>
-      <w:r>
-        <w:rPr>
-          <w:lang w:val="es_ES" w:bidi="es_ES"/>
-        </w:rPr>
-        <w:t xml:space="preserve">El hijo de Abraham, Isaac, tuvo dos hijos, uno de ellos se llamaba Jacob. Más tarde, Dios le dio a Jacob el nombre de Israel. Desde ese momento en adelante, todos los descendientes de Jacob se llamarán israelitas. </w:t>
-      </w:r>
-    </w:p>
-    <w:p>
-      <w:pPr/>
-      <w:r>
-        <w:rPr>
-          <w:lang w:val="es_ES" w:bidi="es_ES"/>
-        </w:rPr>
-      </w:r>
-      <w:r>
-        <w:rPr>
-          <w:lang w:val="es_ES" w:bidi="es_ES"/>
-        </w:rPr>
-        <w:t xml:space="preserve">Porque Dios había hecho una promesa a Abraham, y luego a Isaac y a Jacob, los israelitas eran el pueblo especial de Dios. Dios hizo un </w:t>
-      </w:r>
-      <w:hyperlink r:id="rId25">
-        <w:r>
-          <w:rPr>
-            <w:lang w:val="es_ES" w:bidi="es_ES"/>
-          </w:rPr>
-          <w:rPr>
-            <w:color w:val="0000EE"/>
-            <w:u w:val="single"/>
-          </w:rPr>
-          <w:t>pacto</w:t>
-        </w:r>
-      </w:hyperlink>
-      <w:r>
-        <w:rPr>
-          <w:lang w:val="es_ES" w:bidi="es_ES"/>
-        </w:rPr>
-        <w:t xml:space="preserve"> con ellos, que es una promesa con un acuerdo especial. El acuerdo era que los israelitas obedecerían todos los </w:t>
-      </w:r>
-      <w:r>
-        <w:rPr>
-          <w:b/>
-          <w:lang w:val="es_ES" w:bidi="es_ES"/>
-        </w:rPr>
-        <w:t>mandamientos</w:t>
-      </w:r>
-      <w:r>
-        <w:rPr>
-          <w:lang w:val="es_ES" w:bidi="es_ES"/>
-        </w:rPr>
-        <w:t xml:space="preserve"> de Dios, y Dios los bendeciría y los haría una bendición para todas las personas de la tierra. </w:t>
-      </w:r>
-    </w:p>
-    <w:p>
-      <w:pPr/>
-      <w:r>
-        <w:rPr>
-          <w:lang w:val="es_ES" w:bidi="es_ES"/>
-        </w:rPr>
-      </w:r>
-      <w:r>
-        <w:rPr>
-          <w:lang w:val="es_ES" w:bidi="es_ES"/>
-        </w:rPr>
-        <w:t xml:space="preserve">La tierra donde vivían los israelitas se llamaba Israel. Esta tierra estaba dividida entre las diferentes tribus de Israel. Primero, personas llamadas “jueces” gobernaron a los israelitas. Cuando el pueblo le pidió a Dios que les diera un </w:t>
-      </w:r>
-      <w:hyperlink r:id="rId26">
-        <w:r>
-          <w:rPr>
-            <w:lang w:val="es_ES" w:bidi="es_ES"/>
-          </w:rPr>
-          <w:rPr>
-            <w:color w:val="0000EE"/>
-            <w:u w:val="single"/>
-          </w:rPr>
-          <w:t>rey</w:t>
-        </w:r>
-      </w:hyperlink>
-      <w:r>
-        <w:rPr>
-          <w:lang w:val="es_ES" w:bidi="es_ES"/>
-        </w:rPr>
-        <w:t xml:space="preserve">, Dios nombró a un rey para que gobernara sobre ellos. Al principio, esto salió bien, y bajo el gobierno del rey </w:t>
-      </w:r>
-      <w:hyperlink r:id="rId18">
-        <w:r>
-          <w:rPr>
-            <w:lang w:val="es_ES" w:bidi="es_ES"/>
-          </w:rPr>
-          <w:rPr>
-            <w:color w:val="0000EE"/>
-            <w:u w:val="single"/>
-          </w:rPr>
-          <w:t>David</w:t>
-        </w:r>
-      </w:hyperlink>
-      <w:r>
-        <w:rPr>
-          <w:lang w:val="es_ES" w:bidi="es_ES"/>
-        </w:rPr>
-        <w:t xml:space="preserve"> y su hijo Salomón, el reino de Israel se volvió grande y próspero. Pero cuando el rey Salomón murió, hubo conflicto. Diez de las 12 tribus no querían que el hijo del rey Salomón fuera su rey. Se separaron de las otras dos tribus y eligieron a su propio rey. </w:t>
-      </w:r>
-    </w:p>
-    <w:p>
-      <w:pPr/>
-      <w:r>
-        <w:rPr>
-          <w:lang w:val="es_ES" w:bidi="es_ES"/>
-        </w:rPr>
-      </w:r>
-      <w:r>
-        <w:rPr>
-          <w:lang w:val="es_ES" w:bidi="es_ES"/>
-        </w:rPr>
-        <w:t xml:space="preserve">Desde ese momento en adelante, Israel quedó dividido en partes. La parte norte, con 10 tribus, todavía se llamaba Israel. La parte sur, con dos tribus, se llamaba </w:t>
-      </w:r>
-      <w:r>
-        <w:rPr>
-          <w:b/>
-          <w:lang w:val="es_ES" w:bidi="es_ES"/>
-        </w:rPr>
-        <w:t>Judá</w:t>
-      </w:r>
-      <w:r>
-        <w:rPr>
-          <w:lang w:val="es_ES" w:bidi="es_ES"/>
-        </w:rPr>
-        <w:t xml:space="preserve">. Se llamaba Judá porque la tribu de Judá era la más grande de las dos tribus que juntas formaban este reino del sur. </w:t>
-      </w:r>
-    </w:p>
-    <w:p>
-      <w:pPr/>
-      <w:r>
-        <w:rPr>
-          <w:lang w:val="es_ES" w:bidi="es_ES"/>
-        </w:rPr>
-      </w:r>
-      <w:r>
-        <w:rPr>
-          <w:lang w:val="es_ES" w:bidi="es_ES"/>
-        </w:rPr>
-        <w:t xml:space="preserve">Cada parte tenía su propio rey. La nación de Asiria derrotó a la parte norte, Israel, unos 700 años antes del nacimiento de Jesús. Esto sucedió porque las personas desobedecían continuamente a Dios y rompían el pacto. El rey de los asirios envió a la mayoría de las personas de Israel a países extranjeros. Este fue el fin del reino del norte. Nunca volvemos a escuchar nada sobre lo que les sucedió a estas personas. </w:t>
-      </w:r>
-    </w:p>
-    <w:p>
-      <w:pPr/>
-      <w:r>
-        <w:rPr>
-          <w:lang w:val="es_ES" w:bidi="es_ES"/>
-        </w:rPr>
-      </w:r>
-      <w:r>
-        <w:rPr>
-          <w:lang w:val="es_ES" w:bidi="es_ES"/>
-        </w:rPr>
-        <w:t xml:space="preserve">El reino de Judá duró un poco más, pero después de algunos años Dios también los castigó por su desobediencia. Otra nación extranjera, los babilonios, llegó y destruyó la ciudad de </w:t>
-      </w:r>
-      <w:hyperlink r:id="rId27">
-        <w:r>
-          <w:rPr>
-            <w:lang w:val="es_ES" w:bidi="es_ES"/>
-          </w:rPr>
-          <w:rPr>
-            <w:color w:val="0000EE"/>
-            <w:u w:val="single"/>
-          </w:rPr>
-          <w:t>Jerusalén</w:t>
-        </w:r>
-      </w:hyperlink>
-      <w:r>
-        <w:rPr>
-          <w:lang w:val="es_ES" w:bidi="es_ES"/>
-        </w:rPr>
-        <w:t xml:space="preserve">, y los babilonios llevaron a muchos del pueblo de Judá a Babilonia como prisioneros. Las personas de Judá pasaron a ser llamadas judíos, que significa “personas de Judá”. Más tarde, Dios permitió que los judíos regresaran a Judá, donde reconstruyeron la ciudad de Jerusalén y el </w:t>
-      </w:r>
-      <w:hyperlink r:id="rId16">
-        <w:r>
-          <w:rPr>
-            <w:lang w:val="es_ES" w:bidi="es_ES"/>
-          </w:rPr>
-          <w:rPr>
-            <w:color w:val="0000EE"/>
-            <w:u w:val="single"/>
-          </w:rPr>
-          <w:t>templo</w:t>
-        </w:r>
-      </w:hyperlink>
-      <w:r>
-        <w:rPr>
-          <w:lang w:val="es_ES" w:bidi="es_ES"/>
-        </w:rPr>
-        <w:t xml:space="preserve">. Pero Judá nunca volvería a ser un reino independiente. En la época del Nuevo Testamento, otra nación llamada Roma gobernaba sobre el territorio que había sido Israel. Lo que había sido el reino del sur, Judá, ahora se llamaba la provincia romana de Judea. Lo que había sido el reino del norte de Israel, ahora era aproximadamente las provincias romanas de </w:t>
-      </w:r>
-      <w:hyperlink r:id="rId28">
-        <w:r>
-          <w:rPr>
-            <w:lang w:val="es_ES" w:bidi="es_ES"/>
-          </w:rPr>
-          <w:rPr>
-            <w:color w:val="0000EE"/>
-            <w:u w:val="single"/>
-          </w:rPr>
-          <w:t>Samaria</w:t>
-        </w:r>
-      </w:hyperlink>
-      <w:r>
-        <w:rPr>
-          <w:lang w:val="es_ES" w:bidi="es_ES"/>
-        </w:rPr>
-        <w:t xml:space="preserve"> y </w:t>
-      </w:r>
-      <w:hyperlink r:id="rId29">
-        <w:r>
-          <w:rPr>
-            <w:lang w:val="es_ES" w:bidi="es_ES"/>
-          </w:rPr>
-          <w:rPr>
-            <w:color w:val="0000EE"/>
-            <w:u w:val="single"/>
-          </w:rPr>
-          <w:t>Galilea</w:t>
-        </w:r>
-      </w:hyperlink>
-      <w:r>
-        <w:rPr>
-          <w:lang w:val="es_ES" w:bidi="es_ES"/>
-        </w:rPr>
-        <w:t xml:space="preserve">. La palabra judío había empezado a referirse a todos los descendientes restantes de Jacob, sin importar dónde vivieran. </w:t>
-      </w:r>
-    </w:p>
-    <w:p>
-      <w:pPr/>
-      <w:r>
-        <w:rPr>
-          <w:lang w:val="es_ES" w:bidi="es_ES"/>
-        </w:rPr>
-      </w:r>
-      <w:r>
-        <w:rPr>
-          <w:lang w:val="es_ES" w:bidi="es_ES"/>
-        </w:rPr>
-        <w:t xml:space="preserve">Por lo tanto, la palabra israelitas y la palabra judíos se refieren a los descendientes de Jacob. La palabra judíos aparece especialmente en el Nuevo Testamento y en las partes finales del Antiguo Testamento. </w:t>
-      </w:r>
-    </w:p>
-    <w:p>
-      <w:pPr/>
-      <w:r>
-        <w:rPr>
-          <w:lang w:val="es_ES" w:bidi="es_ES"/>
-        </w:rPr>
-      </w:r>
-      <w:r>
-        <w:rPr>
-          <w:lang w:val="es_ES" w:bidi="es_ES"/>
-        </w:rPr>
-        <w:t xml:space="preserve">En general, cuando las personas usan la palabra 'israelitas', pueden estar pensando especialmente en las personas que viven en el país de Israel. Y cuando usan la palabra judíos, pueden estar pensando especialmente en las personas que son devotas al Dios de Abraham, Isaac y Jacob, y que quieren mantener el pacto que Dios ha hecho con los descendientes de Jacob. Por lo tanto, la palabra judíos a veces tiene un significado más religioso. </w:t>
-      </w:r>
-    </w:p>
-    <w:p>
-      <w:pPr/>
-      <w:r>
-        <w:rPr>
-          <w:lang w:val="es_ES" w:bidi="es_ES"/>
-        </w:rPr>
-      </w:r>
-      <w:r>
-        <w:rPr>
-          <w:lang w:val="es_ES" w:bidi="es_ES"/>
-        </w:rPr>
-        <w:t xml:space="preserve">En los </w:t>
-      </w:r>
-      <w:r>
-        <w:rPr>
-          <w:b/>
-          <w:lang w:val="es_ES" w:bidi="es_ES"/>
-        </w:rPr>
-        <w:t>Evangelios</w:t>
-      </w:r>
-      <w:r>
-        <w:rPr>
-          <w:lang w:val="es_ES" w:bidi="es_ES"/>
-        </w:rPr>
-        <w:t xml:space="preserve">, los cuatro libros en el Nuevo Testamento que nos hablan de la vida de Jesús, casi todas las personas que encontramos son judíos: Jesús, sus </w:t>
-      </w:r>
-      <w:r>
-        <w:rPr>
-          <w:b/>
-          <w:lang w:val="es_ES" w:bidi="es_ES"/>
-        </w:rPr>
-        <w:t>discípulos</w:t>
-      </w:r>
-      <w:r>
-        <w:rPr>
-          <w:lang w:val="es_ES" w:bidi="es_ES"/>
-        </w:rPr>
-        <w:t xml:space="preserve"> y la mayoría de las personas que lo escuchan son todos judíos. Pero en el libro de Juan, la palabra judío se usa de una manera especial. Cuando el escritor del evangelio de Juan habla de los judíos, a menudo se refiere a los </w:t>
-      </w:r>
-      <w:r>
-        <w:rPr>
-          <w:b/>
-          <w:lang w:val="es_ES" w:bidi="es_ES"/>
-        </w:rPr>
-        <w:t>líderes religiosos</w:t>
-      </w:r>
-      <w:r>
-        <w:rPr>
-          <w:lang w:val="es_ES" w:bidi="es_ES"/>
-        </w:rPr>
-        <w:t xml:space="preserve"> de los judíos. Normalmente, esto significa personas que se oponen a Jesús. </w:t>
-      </w:r>
-      <w:r>
-        <w:rPr>
-          <w:lang w:val="es_ES" w:bidi="es_ES"/>
-        </w:rPr>
-      </w:r>
-      <w:r>
-        <w:rPr>
-          <w:lang w:val="es_ES" w:bidi="es_ES"/>
-        </w:rPr>
-      </w:r>
-    </w:p>
-    <w:p>
-      <w:pPr/>
-      <w:r>
-        <w:rPr>
-          <w:lang w:val="es_ES" w:bidi="es_ES"/>
-        </w:rPr>
-      </w:r>
-    </w:p>
-    <w:p>
-      <w:pPr>
-        <w:pStyle w:val="Heading2"/>
-      </w:pPr>
-      <w:r>
-        <w:rPr>
-          <w:lang w:val="es_ES" w:bidi="es_ES"/>
-        </w:rPr>
-        <w:t>john</w:t>
-      </w:r>
-      <w:r>
-        <w:rPr>
-          <w:lang w:val="es_ES" w:bidi="es_ES"/>
-        </w:rPr>
-      </w:r>
-    </w:p>
-    <w:p>
-      <w:pPr/>
-      <w:r>
-        <w:rPr>
-          <w:lang w:val="es_ES" w:bidi="es_ES"/>
-        </w:rPr>
-      </w:r>
-      <w:r>
-        <w:rPr>
-          <w:b/>
-          <w:lang w:val="es_ES" w:bidi="es_ES"/>
-        </w:rPr>
-        <w:t>Juan</w:t>
-      </w:r>
-      <w:r>
-        <w:rPr>
-          <w:lang w:val="es_ES" w:bidi="es_ES"/>
-        </w:rPr>
-        <w:t xml:space="preserve"> era uno de los </w:t>
-      </w:r>
-      <w:r>
-        <w:rPr>
-          <w:b/>
-          <w:lang w:val="es_ES" w:bidi="es_ES"/>
-        </w:rPr>
-        <w:t>discípulos</w:t>
-      </w:r>
-      <w:r>
-        <w:rPr>
-          <w:lang w:val="es_ES" w:bidi="es_ES"/>
-        </w:rPr>
-        <w:t xml:space="preserve"> de Jesús. Él era el hermano de </w:t>
-      </w:r>
-      <w:hyperlink r:id="rId30">
-        <w:r>
-          <w:rPr>
-            <w:lang w:val="es_ES" w:bidi="es_ES"/>
-          </w:rPr>
-          <w:rPr>
-            <w:color w:val="0000EE"/>
-            <w:u w:val="single"/>
-          </w:rPr>
-          <w:t>Jacobo</w:t>
-        </w:r>
-      </w:hyperlink>
-      <w:r>
-        <w:rPr>
-          <w:lang w:val="es_ES" w:bidi="es_ES"/>
-        </w:rPr>
-        <w:t xml:space="preserve"> (Santiago), otro discípulo, y el nombre de su padre era Zebedeo. Jacobo (Santiago) y Juan eran pescadores antes de que Jesús los llamara para convertirse en sus discípulos. Junto con Pedro, otro discípulo, estos tres hombres estaban a menudo con Jesús en momentos especiales, incluso cuando los otros discípulos no estaban allí. </w:t>
-      </w:r>
-    </w:p>
-    <w:p>
-      <w:pPr/>
-      <w:r>
-        <w:rPr>
-          <w:lang w:val="es_ES" w:bidi="es_ES"/>
-        </w:rPr>
-      </w:r>
-      <w:r>
-        <w:rPr>
-          <w:lang w:val="es_ES" w:bidi="es_ES"/>
-        </w:rPr>
-        <w:t xml:space="preserve">En una ocasión, Jesús llamó a Jacobo (Santiago) y a su hermano Juan “hijos del trueno”. Podría ser que Jesús les diera este nombre porque tenían mal genio y se enojaban con rapidez. Pero no lo sabemos con certeza. </w:t>
-      </w:r>
-    </w:p>
-    <w:p>
-      <w:pPr/>
-      <w:r>
-        <w:rPr>
-          <w:lang w:val="es_ES" w:bidi="es_ES"/>
-        </w:rPr>
-      </w:r>
-      <w:r>
-        <w:rPr>
-          <w:lang w:val="es_ES" w:bidi="es_ES"/>
-        </w:rPr>
-        <w:t xml:space="preserve">El discípulo Juan es probablemente también el escritor del </w:t>
-      </w:r>
-      <w:hyperlink r:id="rId31">
-        <w:r>
-          <w:rPr>
-            <w:lang w:val="es_ES" w:bidi="es_ES"/>
-          </w:rPr>
-          <w:rPr>
-            <w:color w:val="0000EE"/>
-            <w:u w:val="single"/>
-          </w:rPr>
-          <w:t>Evangelio</w:t>
-        </w:r>
-      </w:hyperlink>
-      <w:r>
-        <w:rPr>
-          <w:lang w:val="es_ES" w:bidi="es_ES"/>
-        </w:rPr>
-        <w:t xml:space="preserve"> de Juan, de las epístolas de Juan y del Apocalipsis, todos libros del Nuevo Testamento. Él probablemente vivió más tiempo que todos los demás discípulos de Jesús. Cuando ya era bastante anciano, las autoridades romanas lo enviaron como prisionero a una isla llamada Patmos, donde Dios le dio las </w:t>
-      </w:r>
-      <w:r>
-        <w:rPr>
-          <w:b/>
-          <w:lang w:val="es_ES" w:bidi="es_ES"/>
-        </w:rPr>
-        <w:t>visiones</w:t>
-      </w:r>
-      <w:r>
-        <w:rPr>
-          <w:lang w:val="es_ES" w:bidi="es_ES"/>
-        </w:rPr>
-        <w:t xml:space="preserve"> de las que podemos escuchar en el libro del Apocalipsis. </w:t>
-      </w:r>
-      <w:r>
-        <w:rPr>
-          <w:lang w:val="es_ES" w:bidi="es_ES"/>
-        </w:rPr>
-      </w:r>
-      <w:r>
-        <w:rPr>
-          <w:lang w:val="es_ES" w:bidi="es_ES"/>
-        </w:rPr>
-      </w:r>
-    </w:p>
-    <w:p>
-      <w:pPr/>
-      <w:r>
-        <w:rPr>
-          <w:lang w:val="es_ES" w:bidi="es_ES"/>
-        </w:rPr>
-      </w:r>
-    </w:p>
-    <w:p>
-      <w:pPr>
-        <w:pStyle w:val="Heading2"/>
-      </w:pPr>
-      <w:r>
-        <w:rPr>
-          <w:lang w:val="es_ES" w:bidi="es_ES"/>
-        </w:rPr>
-        <w:t>john-the-baptist</w:t>
-      </w:r>
-      <w:r>
-        <w:rPr>
-          <w:lang w:val="es_ES" w:bidi="es_ES"/>
-        </w:rPr>
-      </w:r>
-    </w:p>
-    <w:p>
-      <w:pPr/>
-      <w:r>
-        <w:rPr>
-          <w:lang w:val="es_ES" w:bidi="es_ES"/>
-        </w:rPr>
-      </w:r>
-      <w:r>
-        <w:rPr>
-          <w:b/>
-          <w:lang w:val="es_ES" w:bidi="es_ES"/>
-        </w:rPr>
-        <w:t>Juan el Bautizador</w:t>
-      </w:r>
-      <w:r>
-        <w:rPr>
-          <w:lang w:val="es_ES" w:bidi="es_ES"/>
-        </w:rPr>
-        <w:t xml:space="preserve">, o </w:t>
-      </w:r>
-      <w:r>
-        <w:rPr>
-          <w:b/>
-          <w:lang w:val="es_ES" w:bidi="es_ES"/>
-        </w:rPr>
-        <w:t>Juan el Bautista</w:t>
-      </w:r>
-      <w:r>
-        <w:rPr>
-          <w:lang w:val="es_ES" w:bidi="es_ES"/>
-        </w:rPr>
-        <w:t xml:space="preserve">, era la persona que les decía a las personas que se </w:t>
-      </w:r>
-      <w:r>
-        <w:rPr>
-          <w:b/>
-          <w:lang w:val="es_ES" w:bidi="es_ES"/>
-        </w:rPr>
-        <w:t>arrepintieran</w:t>
-      </w:r>
-      <w:r>
-        <w:rPr>
-          <w:lang w:val="es_ES" w:bidi="es_ES"/>
-        </w:rPr>
-        <w:t xml:space="preserve"> de sus </w:t>
-      </w:r>
-      <w:r>
-        <w:rPr>
-          <w:b/>
-          <w:lang w:val="es_ES" w:bidi="es_ES"/>
-        </w:rPr>
-        <w:t>pecados</w:t>
-      </w:r>
-      <w:r>
-        <w:rPr>
-          <w:lang w:val="es_ES" w:bidi="es_ES"/>
-        </w:rPr>
-        <w:t xml:space="preserve"> y que tomaran un baño especial llamado </w:t>
-      </w:r>
-      <w:hyperlink r:id="rId32">
-        <w:r>
-          <w:rPr>
-            <w:lang w:val="es_ES" w:bidi="es_ES"/>
-          </w:rPr>
-          <w:rPr>
-            <w:color w:val="0000EE"/>
-            <w:u w:val="single"/>
-          </w:rPr>
-          <w:t>bautismo</w:t>
-        </w:r>
-      </w:hyperlink>
-      <w:r>
-        <w:rPr>
-          <w:lang w:val="es_ES" w:bidi="es_ES"/>
-        </w:rPr>
-        <w:t xml:space="preserve"> como señal de su arrepentimiento. Juan hizo esto poco antes de que Jesús comenzara su propia obra.</w:t>
-      </w:r>
-    </w:p>
-    <w:p>
-      <w:pPr/>
-      <w:r>
-        <w:rPr>
-          <w:lang w:val="es_ES" w:bidi="es_ES"/>
-        </w:rPr>
-      </w:r>
-      <w:r>
-        <w:rPr>
-          <w:lang w:val="es_ES" w:bidi="es_ES"/>
-        </w:rPr>
-        <w:t xml:space="preserve">Los padres de Juan eran Zacarías y </w:t>
-      </w:r>
-      <w:hyperlink r:id="rId33">
-        <w:r>
-          <w:rPr>
-            <w:lang w:val="es_ES" w:bidi="es_ES"/>
-          </w:rPr>
-          <w:rPr>
-            <w:color w:val="0000EE"/>
-            <w:u w:val="single"/>
-          </w:rPr>
-          <w:t>Elisabet</w:t>
-        </w:r>
-      </w:hyperlink>
-      <w:r>
-        <w:rPr>
-          <w:lang w:val="es_ES" w:bidi="es_ES"/>
-        </w:rPr>
-        <w:t>. El nacimiento de Juan fue bastante especial. Sus padres ya eran muy ancianos cuando él nació. Juan era su único hijo.</w:t>
-      </w:r>
-    </w:p>
-    <w:p>
-      <w:pPr/>
-      <w:r>
-        <w:rPr>
-          <w:lang w:val="es_ES" w:bidi="es_ES"/>
-        </w:rPr>
-      </w:r>
-      <w:r>
-        <w:rPr>
-          <w:lang w:val="es_ES" w:bidi="es_ES"/>
-        </w:rPr>
-        <w:t xml:space="preserve">El padre de Juan, Zacarías, era un </w:t>
-      </w:r>
-      <w:hyperlink r:id="rId34">
-        <w:r>
-          <w:rPr>
-            <w:lang w:val="es_ES" w:bidi="es_ES"/>
-          </w:rPr>
-          <w:rPr>
-            <w:color w:val="0000EE"/>
-            <w:u w:val="single"/>
-          </w:rPr>
-          <w:t>sacerdote</w:t>
-        </w:r>
-      </w:hyperlink>
-      <w:r>
-        <w:rPr>
-          <w:lang w:val="es_ES" w:bidi="es_ES"/>
-        </w:rPr>
-        <w:t xml:space="preserve"> y servía a Dios en el </w:t>
-      </w:r>
-      <w:hyperlink r:id="rId16">
-        <w:r>
-          <w:rPr>
-            <w:lang w:val="es_ES" w:bidi="es_ES"/>
-          </w:rPr>
-          <w:rPr>
-            <w:color w:val="0000EE"/>
-            <w:u w:val="single"/>
-          </w:rPr>
-          <w:t>templo</w:t>
-        </w:r>
-      </w:hyperlink>
-      <w:r>
-        <w:rPr>
-          <w:lang w:val="es_ES" w:bidi="es_ES"/>
-        </w:rPr>
-        <w:t xml:space="preserve"> de </w:t>
-      </w:r>
-      <w:hyperlink r:id="rId27">
-        <w:r>
-          <w:rPr>
-            <w:lang w:val="es_ES" w:bidi="es_ES"/>
-          </w:rPr>
-          <w:rPr>
-            <w:color w:val="0000EE"/>
-            <w:u w:val="single"/>
-          </w:rPr>
-          <w:t>Jerusalén</w:t>
-        </w:r>
-      </w:hyperlink>
-      <w:r>
-        <w:rPr>
-          <w:lang w:val="es_ES" w:bidi="es_ES"/>
-        </w:rPr>
-        <w:t xml:space="preserve">. Una vez, cuando Zacarías estaba en el templo, un </w:t>
-      </w:r>
-      <w:hyperlink r:id="rId35">
-        <w:r>
-          <w:rPr>
-            <w:lang w:val="es_ES" w:bidi="es_ES"/>
-          </w:rPr>
-          <w:rPr>
-            <w:color w:val="0000EE"/>
-            <w:u w:val="single"/>
-          </w:rPr>
-          <w:t>ángel</w:t>
-        </w:r>
-      </w:hyperlink>
-      <w:r>
-        <w:rPr>
-          <w:lang w:val="es_ES" w:bidi="es_ES"/>
-        </w:rPr>
-        <w:t xml:space="preserve"> se le apareció y le dijo que su esposa Elisabet tendría un hijo. Este hijo sería un siervo de Dios como lo había sido el </w:t>
-      </w:r>
-      <w:hyperlink r:id="rId36">
-        <w:r>
-          <w:rPr>
-            <w:lang w:val="es_ES" w:bidi="es_ES"/>
-          </w:rPr>
-          <w:rPr>
-            <w:color w:val="0000EE"/>
-            <w:u w:val="single"/>
-          </w:rPr>
-          <w:t>profeta</w:t>
-        </w:r>
-      </w:hyperlink>
-      <w:r>
-        <w:rPr>
-          <w:lang w:val="es_ES" w:bidi="es_ES"/>
-        </w:rPr>
-        <w:t xml:space="preserve"> </w:t>
-      </w:r>
-      <w:hyperlink r:id="rId37">
-        <w:r>
-          <w:rPr>
-            <w:lang w:val="es_ES" w:bidi="es_ES"/>
-          </w:rPr>
-          <w:rPr>
-            <w:color w:val="0000EE"/>
-            <w:u w:val="single"/>
-          </w:rPr>
-          <w:t>Elías</w:t>
-        </w:r>
-      </w:hyperlink>
-      <w:r>
-        <w:rPr>
-          <w:lang w:val="es_ES" w:bidi="es_ES"/>
-        </w:rPr>
-        <w:t xml:space="preserve">, y les diría al pueblo de </w:t>
-      </w:r>
-      <w:hyperlink r:id="rId19">
-        <w:r>
-          <w:rPr>
-            <w:lang w:val="es_ES" w:bidi="es_ES"/>
-          </w:rPr>
-          <w:rPr>
-            <w:color w:val="0000EE"/>
-            <w:u w:val="single"/>
-          </w:rPr>
-          <w:t>Israel</w:t>
-        </w:r>
-      </w:hyperlink>
-      <w:r>
-        <w:rPr>
-          <w:lang w:val="es_ES" w:bidi="es_ES"/>
-        </w:rPr>
-        <w:t xml:space="preserve"> que se arrepintieran, para preparar al pueblo para recibir a Dios. Zacarías no podía </w:t>
-      </w:r>
-      <w:r>
-        <w:rPr>
-          <w:b/>
-          <w:lang w:val="es_ES" w:bidi="es_ES"/>
-        </w:rPr>
-        <w:t>creer</w:t>
-      </w:r>
-      <w:r>
-        <w:rPr>
-          <w:lang w:val="es_ES" w:bidi="es_ES"/>
-        </w:rPr>
-        <w:t xml:space="preserve"> que lo que el ángel decía fuera verdad, porque Zacarías y su esposa Elisabet ya eran muy ancianos. Como Zacarías no creyó al ángel, el ángel le dijo a Zacarías que no podría hablar hasta después del nacimiento del niño.</w:t>
-      </w:r>
-    </w:p>
-    <w:p>
-      <w:pPr/>
-      <w:r>
-        <w:rPr>
-          <w:lang w:val="es_ES" w:bidi="es_ES"/>
-        </w:rPr>
-      </w:r>
-      <w:r>
-        <w:rPr>
-          <w:lang w:val="es_ES" w:bidi="es_ES"/>
-        </w:rPr>
-        <w:t>Y, por supuesto, sucedió exactamente como el ángel había dicho. Elisabet quedó embarazada, aunque ya era muy anciana. Ella dio a luz a Juan.</w:t>
-      </w:r>
-    </w:p>
-    <w:p>
-      <w:pPr/>
-      <w:r>
-        <w:rPr>
-          <w:lang w:val="es_ES" w:bidi="es_ES"/>
-        </w:rPr>
-      </w:r>
-      <w:r>
-        <w:rPr>
-          <w:lang w:val="es_ES" w:bidi="es_ES"/>
-        </w:rPr>
-        <w:t xml:space="preserve">Cuando Juan creció, fue a vivir en el </w:t>
-      </w:r>
-      <w:hyperlink r:id="rId38">
-        <w:r>
-          <w:rPr>
-            <w:lang w:val="es_ES" w:bidi="es_ES"/>
-          </w:rPr>
-          <w:rPr>
-            <w:color w:val="0000EE"/>
-            <w:u w:val="single"/>
-          </w:rPr>
-          <w:t>desierto</w:t>
-        </w:r>
-      </w:hyperlink>
-      <w:r>
-        <w:rPr>
-          <w:lang w:val="es_ES" w:bidi="es_ES"/>
-        </w:rPr>
-        <w:t xml:space="preserve">, en un lugar solitario lejos de las personas, cerca del </w:t>
-      </w:r>
-      <w:hyperlink r:id="rId39">
-        <w:r>
-          <w:rPr>
-            <w:lang w:val="es_ES" w:bidi="es_ES"/>
-          </w:rPr>
-          <w:rPr>
-            <w:color w:val="0000EE"/>
-            <w:u w:val="single"/>
-          </w:rPr>
-          <w:t>río Jordán</w:t>
-        </w:r>
-      </w:hyperlink>
-      <w:r>
-        <w:rPr>
-          <w:lang w:val="es_ES" w:bidi="es_ES"/>
-        </w:rPr>
-        <w:t xml:space="preserve">. Él comía solo lo que había en el desierto: miel y langostas. Él llevaba ropas muy simples hechas de pelo de </w:t>
-      </w:r>
-      <w:hyperlink r:id="rId40">
-        <w:r>
-          <w:rPr>
-            <w:lang w:val="es_ES" w:bidi="es_ES"/>
-          </w:rPr>
-          <w:rPr>
-            <w:color w:val="0000EE"/>
-            <w:u w:val="single"/>
-          </w:rPr>
-          <w:t>camello</w:t>
-        </w:r>
-      </w:hyperlink>
-      <w:r>
-        <w:rPr>
-          <w:lang w:val="es_ES" w:bidi="es_ES"/>
-        </w:rPr>
-        <w:t xml:space="preserve"> en bruto. Al ver su ropa, las personas recordaban al profeta Elías. Y muchas personas iban a Juan para escuchar lo que él tenía que decir. Juan les dijo a las personas que vendría otra persona después de él, que sería mucho más importante que él. Juan estaba preparando a la gente para recibir a esta persona, diciéndoles que se arrepintieran de sus pecados y comenzaran a obedecer a Dios. La persona de la que Juan estaba hablando era Jesús.</w:t>
-      </w:r>
-    </w:p>
-    <w:p>
-      <w:pPr/>
-      <w:r>
-        <w:rPr>
-          <w:lang w:val="es_ES" w:bidi="es_ES"/>
-        </w:rPr>
-      </w:r>
-      <w:r>
-        <w:rPr>
-          <w:lang w:val="es_ES" w:bidi="es_ES"/>
-        </w:rPr>
-        <w:t xml:space="preserve">Juan les dijo a las personas que tomaran un baño especial llamado bautismo. Este era un ritual que mostraba a las personas que realmente se habían arrepentido de sus pecados. A veces, personas que no eran judías, pero aún querían seguir a Dios, se bautizaban. ¡Pero Juan les dijo que </w:t>
-      </w:r>
-      <w:r>
-        <w:rPr>
-          <w:b/>
-          <w:lang w:val="es_ES" w:bidi="es_ES"/>
-        </w:rPr>
-        <w:t>todos</w:t>
-      </w:r>
-      <w:r>
-        <w:rPr>
-          <w:lang w:val="es_ES" w:bidi="es_ES"/>
-        </w:rPr>
-        <w:t xml:space="preserve"> debían bautizarse! Aunque el pueblo era </w:t>
-      </w:r>
-      <w:r>
-        <w:rPr>
-          <w:b/>
-          <w:lang w:val="es_ES" w:bidi="es_ES"/>
-        </w:rPr>
-        <w:t>judío</w:t>
-      </w:r>
-      <w:r>
-        <w:rPr>
-          <w:lang w:val="es_ES" w:bidi="es_ES"/>
-        </w:rPr>
-        <w:t xml:space="preserve">, y por lo tanto el pueblo especial de Dios, todavía hacían muchas cosas malas y necesitaban arrepentirse. Necesitaban decirle a Dios que se sentían mal por desobedecerlo y que querían cambiar. </w:t>
-      </w:r>
-    </w:p>
-    <w:p>
-      <w:pPr/>
-      <w:r>
-        <w:rPr>
-          <w:lang w:val="es_ES" w:bidi="es_ES"/>
-        </w:rPr>
-      </w:r>
-      <w:r>
-        <w:rPr>
-          <w:lang w:val="es_ES" w:bidi="es_ES"/>
-        </w:rPr>
-        <w:t xml:space="preserve">Sin miedo, Juan el Bautista les dijo abiertamente a las personas lo que hacían mal. A los maestros religiosos de los judíos no les gustaba Juan. Durante este tiempo, el rey Herodes Antipas gobernaba </w:t>
-      </w:r>
-      <w:hyperlink r:id="rId20">
-        <w:r>
-          <w:rPr>
-            <w:lang w:val="es_ES" w:bidi="es_ES"/>
-          </w:rPr>
-          <w:rPr>
-            <w:color w:val="0000EE"/>
-            <w:u w:val="single"/>
-          </w:rPr>
-          <w:t>Judea</w:t>
-        </w:r>
-      </w:hyperlink>
-      <w:r>
-        <w:rPr>
-          <w:lang w:val="es_ES" w:bidi="es_ES"/>
-        </w:rPr>
-        <w:t xml:space="preserve">. Este era un hijo del rey Herodes, que había intentado matar a Jesús cuando era un bebé. Herodes Antipas vivía con la esposa de su hermano, y Juan le dijo abiertamente que esto estaba mal. Esta mujer estaba enojada con Juan por esto, e intentó matarlo, pero el rey Herodes tenía respeto por Juan y no quería matarlo. Pero el </w:t>
-      </w:r>
-      <w:hyperlink r:id="rId26">
-        <w:r>
-          <w:rPr>
-            <w:lang w:val="es_ES" w:bidi="es_ES"/>
-          </w:rPr>
-          <w:rPr>
-            <w:color w:val="0000EE"/>
-            <w:u w:val="single"/>
-          </w:rPr>
-          <w:t>rey</w:t>
-        </w:r>
-      </w:hyperlink>
-      <w:r>
-        <w:rPr>
-          <w:lang w:val="es_ES" w:bidi="es_ES"/>
-        </w:rPr>
-        <w:t xml:space="preserve"> metió a Juan en prisión, y una vez, durante una fiesta, la esposa del rey engañó al rey Herodes, y él se vio obligado a mandar matar a Juan. Los soldados del rey cortaron la cabeza de Juan para matarlo.</w:t>
-      </w:r>
-    </w:p>
-    <w:p>
-      <w:pPr/>
-      <w:r>
-        <w:rPr>
-          <w:lang w:val="es_ES" w:bidi="es_ES"/>
-        </w:rPr>
-      </w:r>
-      <w:r>
-        <w:rPr>
-          <w:lang w:val="es_ES" w:bidi="es_ES"/>
-        </w:rPr>
-        <w:t xml:space="preserve">Juan el bautista era un pariente de Jesús. Su madre Elisabet era prima de </w:t>
-      </w:r>
-      <w:hyperlink r:id="rId14">
-        <w:r>
-          <w:rPr>
-            <w:lang w:val="es_ES" w:bidi="es_ES"/>
-          </w:rPr>
-          <w:rPr>
-            <w:color w:val="0000EE"/>
-            <w:u w:val="single"/>
-          </w:rPr>
-          <w:t>María</w:t>
-        </w:r>
-      </w:hyperlink>
-      <w:r>
-        <w:rPr>
-          <w:lang w:val="es_ES" w:bidi="es_ES"/>
-        </w:rPr>
-        <w:t>, la madre de Jesús.</w:t>
-      </w:r>
-      <w:r>
-        <w:rPr>
-          <w:lang w:val="es_ES" w:bidi="es_ES"/>
-        </w:rPr>
-      </w:r>
-      <w:r>
-        <w:rPr>
-          <w:lang w:val="es_ES" w:bidi="es_ES"/>
-        </w:rPr>
-      </w:r>
-    </w:p>
-    <w:p>
-      <w:pPr/>
-      <w:r>
-        <w:rPr>
-          <w:lang w:val="es_ES" w:bidi="es_ES"/>
-        </w:rPr>
-      </w:r>
-    </w:p>
-    <w:p>
-      <w:pPr>
-        <w:pStyle w:val="Heading2"/>
-      </w:pPr>
-      <w:r>
-        <w:rPr>
-          <w:lang w:val="es_ES" w:bidi="es_ES"/>
-        </w:rPr>
-        <w:t>jordan-river</w:t>
-      </w:r>
-      <w:r>
-        <w:rPr>
-          <w:lang w:val="es_ES" w:bidi="es_ES"/>
-        </w:rPr>
-      </w:r>
-    </w:p>
-    <w:p>
-      <w:pPr/>
-      <w:r>
-        <w:rPr>
-          <w:lang w:val="es_ES" w:bidi="es_ES"/>
-        </w:rPr>
-      </w:r>
-      <w:r>
-        <w:rPr>
-          <w:lang w:val="es_ES" w:bidi="es_ES"/>
-        </w:rPr>
-        <w:t xml:space="preserve">El </w:t>
-      </w:r>
-      <w:r>
-        <w:rPr>
-          <w:b/>
-          <w:lang w:val="es_ES" w:bidi="es_ES"/>
-        </w:rPr>
-        <w:t>río Jordán</w:t>
-      </w:r>
-      <w:r>
-        <w:rPr>
-          <w:lang w:val="es_ES" w:bidi="es_ES"/>
-        </w:rPr>
-        <w:t xml:space="preserve"> es un río largo que atraviesa </w:t>
-      </w:r>
-      <w:hyperlink r:id="rId19">
-        <w:r>
-          <w:rPr>
-            <w:lang w:val="es_ES" w:bidi="es_ES"/>
-          </w:rPr>
-          <w:rPr>
-            <w:color w:val="0000EE"/>
-            <w:u w:val="single"/>
-          </w:rPr>
-          <w:t>Israel</w:t>
-        </w:r>
-      </w:hyperlink>
-      <w:r>
-        <w:rPr>
-          <w:lang w:val="es_ES" w:bidi="es_ES"/>
-        </w:rPr>
-        <w:t xml:space="preserve"> de norte a sur. Durante la temporada de lluvias, el río es bastante ancho y profundo. En otras épocas del año, el río es más pequeño, y una persona puede cruzarlo caminando por el agua o nadando. En dos lugares, el río pasa por un gran lago: primero el lago, o mar, de Galilea, y más tarde el Mar Muerto. El </w:t>
-      </w:r>
-      <w:r>
-        <w:rPr>
-          <w:b/>
-          <w:lang w:val="es_ES" w:bidi="es_ES"/>
-        </w:rPr>
-        <w:t>lago de Galilea</w:t>
-      </w:r>
-      <w:r>
-        <w:rPr>
-          <w:lang w:val="es_ES" w:bidi="es_ES"/>
-        </w:rPr>
-        <w:t xml:space="preserve"> tiene agua dulce y hay muchos peces en él; pero el Mar Muerto tiene agua salada, y el agua es tan salada que ningún pez puede vivir en ella. El río Jordán desemboca en el Mar Muerto.</w:t>
-      </w:r>
-    </w:p>
-    <w:p>
-      <w:pPr/>
-      <w:r>
-        <w:rPr>
-          <w:lang w:val="es_ES" w:bidi="es_ES"/>
-        </w:rPr>
-      </w:r>
-      <w:r>
-        <w:rPr>
-          <w:lang w:val="es_ES" w:bidi="es_ES"/>
-        </w:rPr>
-        <w:t xml:space="preserve">El río Jordán era muy importante para los </w:t>
-      </w:r>
-      <w:r>
-        <w:rPr>
-          <w:b/>
-          <w:lang w:val="es_ES" w:bidi="es_ES"/>
-        </w:rPr>
-        <w:t>judíos</w:t>
-      </w:r>
-      <w:r>
-        <w:rPr>
-          <w:lang w:val="es_ES" w:bidi="es_ES"/>
-        </w:rPr>
-        <w:t xml:space="preserve">. Era importante porque el pueblo necesitaba el agua del río, pero también porque, cuando los </w:t>
-      </w:r>
-      <w:r>
-        <w:rPr>
-          <w:b/>
-          <w:lang w:val="es_ES" w:bidi="es_ES"/>
-        </w:rPr>
-        <w:t>israelitas</w:t>
-      </w:r>
-      <w:r>
-        <w:rPr>
-          <w:lang w:val="es_ES" w:bidi="es_ES"/>
-        </w:rPr>
-        <w:t xml:space="preserve"> entraron por primera vez en la tierra, tuvieron que cruzar este río Jordán. Era la época de las lluvias, y el río estaba muy profundo y ancho en ese momento. Pero Dios hizo un </w:t>
-      </w:r>
-      <w:r>
-        <w:rPr>
-          <w:b/>
-          <w:lang w:val="es_ES" w:bidi="es_ES"/>
-        </w:rPr>
-        <w:t>milagro</w:t>
-      </w:r>
-      <w:r>
-        <w:rPr>
-          <w:lang w:val="es_ES" w:bidi="es_ES"/>
-        </w:rPr>
-        <w:t xml:space="preserve"> y detuvo el agua del río, y el pueblo de Israel pudo caminar con seguridad por el lecho del río hasta el otro lado. </w:t>
-      </w:r>
-      <w:r>
-        <w:rPr>
-          <w:lang w:val="es_ES" w:bidi="es_ES"/>
-        </w:rPr>
-      </w:r>
-      <w:r>
-        <w:rPr>
-          <w:lang w:val="es_ES" w:bidi="es_ES"/>
-        </w:rPr>
-      </w:r>
-    </w:p>
-    <w:p>
-      <w:pPr/>
-      <w:r>
-        <w:rPr>
-          <w:lang w:val="es_ES" w:bidi="es_ES"/>
-        </w:rPr>
-      </w:r>
-    </w:p>
-    <w:p>
-      <w:pPr>
-        <w:pStyle w:val="Heading2"/>
-      </w:pPr>
-      <w:r>
-        <w:rPr>
-          <w:lang w:val="es_ES" w:bidi="es_ES"/>
-        </w:rPr>
-        <w:t>judea</w:t>
-      </w:r>
-      <w:r>
-        <w:rPr>
-          <w:lang w:val="es_ES" w:bidi="es_ES"/>
-        </w:rPr>
-      </w:r>
-    </w:p>
-    <w:p>
-      <w:pPr/>
-      <w:r>
-        <w:rPr>
-          <w:lang w:val="es_ES" w:bidi="es_ES"/>
-        </w:rPr>
-      </w:r>
-      <w:r>
-        <w:rPr>
-          <w:b/>
-          <w:lang w:val="es_ES" w:bidi="es_ES"/>
-        </w:rPr>
-        <w:t>Judea</w:t>
-      </w:r>
-      <w:r>
-        <w:rPr>
-          <w:lang w:val="es_ES" w:bidi="es_ES"/>
-        </w:rPr>
-        <w:t xml:space="preserve"> es el nombre de una región en </w:t>
-      </w:r>
-      <w:hyperlink r:id="rId19">
-        <w:r>
-          <w:rPr>
-            <w:lang w:val="es_ES" w:bidi="es_ES"/>
-          </w:rPr>
-          <w:rPr>
-            <w:color w:val="0000EE"/>
-            <w:u w:val="single"/>
-          </w:rPr>
-          <w:t>Israel</w:t>
-        </w:r>
-      </w:hyperlink>
-      <w:r>
-        <w:rPr>
-          <w:lang w:val="es_ES" w:bidi="es_ES"/>
-        </w:rPr>
-        <w:t xml:space="preserve"> en la época del Nuevo Testamento. </w:t>
-      </w:r>
-    </w:p>
-    <w:p>
-      <w:pPr/>
-      <w:r>
-        <w:rPr>
-          <w:lang w:val="es_ES" w:bidi="es_ES"/>
-        </w:rPr>
-      </w:r>
-      <w:r>
-        <w:rPr>
-          <w:lang w:val="es_ES" w:bidi="es_ES"/>
-        </w:rPr>
-        <w:t xml:space="preserve">En la época de Jesús, Israel no era una </w:t>
-      </w:r>
-      <w:hyperlink r:id="rId23">
-        <w:r>
-          <w:rPr>
-            <w:lang w:val="es_ES" w:bidi="es_ES"/>
-          </w:rPr>
-          <w:rPr>
-            <w:color w:val="0000EE"/>
-            <w:u w:val="single"/>
-          </w:rPr>
-          <w:t>nación</w:t>
-        </w:r>
-      </w:hyperlink>
-      <w:r>
-        <w:rPr>
-          <w:lang w:val="es_ES" w:bidi="es_ES"/>
-        </w:rPr>
-        <w:t xml:space="preserve"> independiente. Los </w:t>
-      </w:r>
-      <w:r>
-        <w:rPr>
-          <w:b/>
-          <w:lang w:val="es_ES" w:bidi="es_ES"/>
-        </w:rPr>
-        <w:t>israelitas</w:t>
-      </w:r>
-      <w:r>
-        <w:rPr>
-          <w:lang w:val="es_ES" w:bidi="es_ES"/>
-        </w:rPr>
-        <w:t xml:space="preserve"> eran gobernados por el pueblo romano. Los romanos habían dividido Israel en varias regiones, o provincias. Estas provincias eran Judea en el sur, </w:t>
-      </w:r>
-      <w:hyperlink r:id="rId29">
-        <w:r>
-          <w:rPr>
-            <w:lang w:val="es_ES" w:bidi="es_ES"/>
-          </w:rPr>
-          <w:rPr>
-            <w:color w:val="0000EE"/>
-            <w:u w:val="single"/>
-          </w:rPr>
-          <w:t>Galilea</w:t>
-        </w:r>
-      </w:hyperlink>
-      <w:r>
-        <w:rPr>
-          <w:lang w:val="es_ES" w:bidi="es_ES"/>
-        </w:rPr>
-        <w:t xml:space="preserve"> en el norte y </w:t>
-      </w:r>
-      <w:hyperlink r:id="rId28">
-        <w:r>
-          <w:rPr>
-            <w:lang w:val="es_ES" w:bidi="es_ES"/>
-          </w:rPr>
-          <w:rPr>
-            <w:color w:val="0000EE"/>
-            <w:u w:val="single"/>
-          </w:rPr>
-          <w:t>Samaria</w:t>
-        </w:r>
-      </w:hyperlink>
-      <w:r>
-        <w:rPr>
-          <w:lang w:val="es_ES" w:bidi="es_ES"/>
-        </w:rPr>
-        <w:t xml:space="preserve"> en el medio. </w:t>
-      </w:r>
-    </w:p>
-    <w:p>
-      <w:pPr/>
-      <w:r>
-        <w:rPr>
-          <w:lang w:val="es_ES" w:bidi="es_ES"/>
-        </w:rPr>
-      </w:r>
-      <w:r>
-        <w:rPr>
-          <w:lang w:val="es_ES" w:bidi="es_ES"/>
-        </w:rPr>
-        <w:t xml:space="preserve">Judea era el lugar donde se encontraba la ciudad más importante, </w:t>
-      </w:r>
-      <w:hyperlink r:id="rId27">
-        <w:r>
-          <w:rPr>
-            <w:lang w:val="es_ES" w:bidi="es_ES"/>
-          </w:rPr>
-          <w:rPr>
-            <w:color w:val="0000EE"/>
-            <w:u w:val="single"/>
-          </w:rPr>
-          <w:t>Jerusalén</w:t>
-        </w:r>
-      </w:hyperlink>
-      <w:r>
-        <w:rPr>
-          <w:lang w:val="es_ES" w:bidi="es_ES"/>
-        </w:rPr>
-        <w:t xml:space="preserve">, y el </w:t>
-      </w:r>
-      <w:hyperlink r:id="rId16">
-        <w:r>
-          <w:rPr>
-            <w:lang w:val="es_ES" w:bidi="es_ES"/>
-          </w:rPr>
-          <w:rPr>
-            <w:color w:val="0000EE"/>
-            <w:u w:val="single"/>
-          </w:rPr>
-          <w:t>templo</w:t>
-        </w:r>
-      </w:hyperlink>
-      <w:r>
-        <w:rPr>
-          <w:lang w:val="es_ES" w:bidi="es_ES"/>
-        </w:rPr>
-        <w:t xml:space="preserve"> de Dios. Las personas en Judea a menudo pensaban que eran mejores </w:t>
-      </w:r>
-      <w:r>
-        <w:rPr>
-          <w:b/>
-          <w:lang w:val="es_ES" w:bidi="es_ES"/>
-        </w:rPr>
-        <w:t>judíos</w:t>
-      </w:r>
-      <w:r>
-        <w:rPr>
-          <w:lang w:val="es_ES" w:bidi="es_ES"/>
-        </w:rPr>
-        <w:t xml:space="preserve"> que las personas en Galilea. Miraban con desprecio a la gente de Galilea, considerándolos incultos y rudos. Las personas de Judea </w:t>
-      </w:r>
-      <w:r>
-        <w:rPr>
-          <w:b/>
-          <w:lang w:val="es_ES" w:bidi="es_ES"/>
-        </w:rPr>
-        <w:t>y</w:t>
-      </w:r>
-      <w:r>
-        <w:rPr>
-          <w:lang w:val="es_ES" w:bidi="es_ES"/>
-        </w:rPr>
-        <w:t xml:space="preserve"> Galilea miraban con desprecio a los habitantes de Samaria, considerándolos como si no fueran judíos en absoluto. </w:t>
-      </w:r>
-    </w:p>
-    <w:p>
-      <w:pPr/>
-      <w:r>
-        <w:rPr>
-          <w:lang w:val="es_ES" w:bidi="es_ES"/>
-        </w:rPr>
-      </w:r>
-      <w:r>
-        <w:rPr>
-          <w:lang w:val="es_ES" w:bidi="es_ES"/>
-        </w:rPr>
-        <w:t>La región que se llama Judea en el Nuevo Testamento se llama Judá en el Antiguo Testamento.</w:t>
-      </w:r>
-      <w:r>
-        <w:rPr>
-          <w:lang w:val="es_ES" w:bidi="es_ES"/>
-        </w:rPr>
-      </w:r>
-      <w:r>
-        <w:rPr>
-          <w:lang w:val="es_ES" w:bidi="es_ES"/>
-        </w:rPr>
-      </w:r>
-    </w:p>
-    <w:p>
-      <w:pPr/>
-      <w:r>
-        <w:rPr>
-          <w:lang w:val="es_ES" w:bidi="es_ES"/>
-        </w:rPr>
-      </w:r>
-    </w:p>
-    <w:p>
-      <w:pPr>
-        <w:pStyle w:val="Heading2"/>
-      </w:pPr>
-      <w:r>
-        <w:rPr>
-          <w:lang w:val="es_ES" w:bidi="es_ES"/>
-        </w:rPr>
-        <w:t>judge</w:t>
-      </w:r>
-      <w:r>
-        <w:rPr>
-          <w:lang w:val="es_ES" w:bidi="es_ES"/>
-        </w:rPr>
-      </w:r>
-    </w:p>
-    <w:p>
-      <w:pPr/>
-      <w:r>
-        <w:rPr>
-          <w:lang w:val="es_ES" w:bidi="es_ES"/>
-        </w:rPr>
-      </w:r>
-      <w:r>
-        <w:rPr>
-          <w:lang w:val="es_ES" w:bidi="es_ES"/>
-        </w:rPr>
-        <w:t xml:space="preserve">Alguien </w:t>
-      </w:r>
-      <w:r>
-        <w:rPr>
-          <w:b/>
-          <w:lang w:val="es_ES" w:bidi="es_ES"/>
-        </w:rPr>
-        <w:t>juzga</w:t>
-      </w:r>
-      <w:r>
-        <w:rPr>
-          <w:lang w:val="es_ES" w:bidi="es_ES"/>
-        </w:rPr>
-        <w:t xml:space="preserve"> las acciones que realizan las personas al decidir si lo que hacen es correcto o incorrecto y, por lo tanto, si la persona es culpable o inocente de haber infringido una ley. Un juez castigará a la persona si decide que es culpable de haber hecho algo incorrecto. </w:t>
-      </w:r>
-    </w:p>
-    <w:p>
-      <w:pPr/>
-      <w:r>
-        <w:rPr>
-          <w:lang w:val="es_ES" w:bidi="es_ES"/>
-        </w:rPr>
-      </w:r>
-      <w:r>
-        <w:rPr>
-          <w:lang w:val="es_ES" w:bidi="es_ES"/>
-        </w:rPr>
-        <w:t xml:space="preserve">Antes de que la nación de </w:t>
-      </w:r>
-      <w:hyperlink r:id="rId19">
-        <w:r>
-          <w:rPr>
-            <w:lang w:val="es_ES" w:bidi="es_ES"/>
-          </w:rPr>
-          <w:rPr>
-            <w:color w:val="0000EE"/>
-            <w:u w:val="single"/>
-          </w:rPr>
-          <w:t>Israel</w:t>
-        </w:r>
-      </w:hyperlink>
-      <w:r>
-        <w:rPr>
-          <w:lang w:val="es_ES" w:bidi="es_ES"/>
-        </w:rPr>
-        <w:t xml:space="preserve"> tuviera </w:t>
-      </w:r>
-      <w:r>
-        <w:rPr>
-          <w:b/>
-          <w:lang w:val="es_ES" w:bidi="es_ES"/>
-        </w:rPr>
-        <w:t>reyes</w:t>
-      </w:r>
-      <w:r>
-        <w:rPr>
-          <w:lang w:val="es_ES" w:bidi="es_ES"/>
-        </w:rPr>
-        <w:t xml:space="preserve">, Dios les dio líderes a quienes llamaban jueces. Alguien escribió las historias de los jueces en un libro que ahora llamamos el Libro de los Jueces. Los jueces de los que escuchamos en el Libro de los Jueces no actuaban como jueces tradicionales, ya que no siempre decidían si alguien era culpable de infringir una ley. Estos jueces eran a menudo líderes militares que rescataban a los israelitas de sus enemigos. A veces, como en el caso de Débora, estos jueces eran líderes-profetas que ayudaban a Israel a seguir a Dios. </w:t>
-      </w:r>
-      <w:r>
-        <w:rPr>
-          <w:lang w:val="es_ES" w:bidi="es_ES"/>
-        </w:rPr>
-      </w:r>
-      <w:r>
-        <w:rPr>
-          <w:lang w:val="es_ES" w:bidi="es_ES"/>
-        </w:rPr>
-      </w:r>
-    </w:p>
-    <w:p>
-      <w:pPr/>
-      <w:r>
-        <w:rPr>
-          <w:lang w:val="es_ES" w:bidi="es_ES"/>
-        </w:rPr>
-      </w:r>
-    </w:p>
-    <w:p>
-      <w:pPr>
-        <w:pStyle w:val="Heading2"/>
-      </w:pPr>
-      <w:r>
-        <w:rPr>
-          <w:lang w:val="es_ES" w:bidi="es_ES"/>
-        </w:rPr>
-        <w:t>justice</w:t>
-      </w:r>
-      <w:r>
-        <w:rPr>
-          <w:lang w:val="es_ES" w:bidi="es_ES"/>
-        </w:rPr>
-      </w:r>
-    </w:p>
-    <w:p>
-      <w:pPr/>
-      <w:r>
-        <w:rPr>
-          <w:lang w:val="es_ES" w:bidi="es_ES"/>
-        </w:rPr>
-      </w:r>
-      <w:r>
-        <w:rPr>
-          <w:lang w:val="es_ES" w:bidi="es_ES"/>
-        </w:rPr>
-        <w:t xml:space="preserve">Justicia es cuando alguien trata a otra persona de manera justa de acuerdo con la ley. Cuando hay justicia en toda la sociedad, entonces todos se tratan entre sí de manera igual y justa. En una sociedad justa, las personas en </w:t>
-      </w:r>
-      <w:hyperlink r:id="rId41">
-        <w:r>
-          <w:rPr>
-            <w:lang w:val="es_ES" w:bidi="es_ES"/>
-          </w:rPr>
-          <w:rPr>
-            <w:color w:val="0000EE"/>
-            <w:u w:val="single"/>
-          </w:rPr>
-          <w:t>autoridad</w:t>
-        </w:r>
-      </w:hyperlink>
-      <w:r>
-        <w:rPr>
-          <w:lang w:val="es_ES" w:bidi="es_ES"/>
-        </w:rPr>
-        <w:t xml:space="preserve"> castigan a quienes hacen mal y protegen a los pobres y débiles. </w:t>
-      </w:r>
-      <w:r>
-        <w:rPr>
-          <w:lang w:val="es_ES" w:bidi="es_ES"/>
-        </w:rPr>
-      </w:r>
-      <w:r>
-        <w:rPr>
-          <w:lang w:val="es_ES" w:bidi="es_ES"/>
-        </w:rPr>
-      </w:r>
-    </w:p>
-    <w:p>
-      <w:pPr/>
-      <w:r>
-        <w:rPr>
-          <w:lang w:val="es_ES" w:bidi="es_ES"/>
-        </w:rPr>
-      </w:r>
-    </w:p>
-    <w:p>
-      <w:pPr>
-        <w:pStyle w:val="Heading2"/>
-      </w:pPr>
-      <w:r>
-        <w:rPr>
-          <w:lang w:val="es_ES" w:bidi="es_ES"/>
-        </w:rPr>
-        <w:t>justify</w:t>
-      </w:r>
-      <w:r>
-        <w:rPr>
-          <w:lang w:val="es_ES" w:bidi="es_ES"/>
-        </w:rPr>
-      </w:r>
-    </w:p>
-    <w:p>
-      <w:pPr/>
-      <w:r>
-        <w:rPr>
-          <w:lang w:val="es_ES" w:bidi="es_ES"/>
-        </w:rPr>
-      </w:r>
-      <w:r>
-        <w:rPr>
-          <w:lang w:val="es_ES" w:bidi="es_ES"/>
-        </w:rPr>
-        <w:t xml:space="preserve">Cuando una persona </w:t>
-      </w:r>
-      <w:r>
-        <w:rPr>
-          <w:b/>
-          <w:lang w:val="es_ES" w:bidi="es_ES"/>
-        </w:rPr>
         <w:t>justifica</w:t>
       </w:r>
       <w:r>
@@ -2353,7 +2069,6 @@
       </w:r>
       <w:r>
         <w:rPr>
-          <w:b/>
           <w:lang w:val="es_ES" w:bidi="es_ES"/>
         </w:rPr>
         <w:t>justa</w:t>
@@ -2364,36 +2079,24 @@
         </w:rPr>
         <w:t xml:space="preserve"> y tiene una relación correcta con Dios. En el Nuevo Testamento, Dios solo justificará a una persona si confía en Jesús como el </w:t>
       </w:r>
-      <w:hyperlink r:id="rId42">
-        <w:r>
-          <w:rPr>
-            <w:lang w:val="es_ES" w:bidi="es_ES"/>
-          </w:rPr>
-          <w:rPr>
-            <w:color w:val="0000EE"/>
-            <w:u w:val="single"/>
-          </w:rPr>
-          <w:t>Salvador</w:t>
-        </w:r>
-      </w:hyperlink>
+      <w:r>
+        <w:rPr>
+          <w:lang w:val="es_ES" w:bidi="es_ES"/>
+        </w:rPr>
+        <w:t>Salvador</w:t>
+      </w:r>
       <w:r>
         <w:rPr>
           <w:lang w:val="es_ES" w:bidi="es_ES"/>
         </w:rPr>
         <w:t xml:space="preserve">, o el </w:t>
       </w:r>
-      <w:hyperlink r:id="rId43">
-        <w:r>
-          <w:rPr>
-            <w:lang w:val="es_ES" w:bidi="es_ES"/>
-          </w:rPr>
-          <w:rPr>
-            <w:color w:val="0000EE"/>
-            <w:u w:val="single"/>
-          </w:rPr>
-          <w:t>Cristo</w:t>
-        </w:r>
-      </w:hyperlink>
+      <w:r>
+        <w:rPr>
+          <w:lang w:val="es_ES" w:bidi="es_ES"/>
+        </w:rPr>
+        <w:t>Cristo</w:t>
+      </w:r>
       <w:r>
         <w:rPr>
           <w:lang w:val="es_ES" w:bidi="es_ES"/>
@@ -2402,7 +2105,6 @@
       </w:r>
       <w:r>
         <w:rPr>
-          <w:b/>
           <w:lang w:val="es_ES" w:bidi="es_ES"/>
         </w:rPr>
         <w:t>pecados</w:t>
